--- a/refer_word/附件4.课程目标达成情况分析报告模板.docx
+++ b/refer_word/附件4.课程目标达成情况分析报告模板.docx
@@ -1,6 +1,6 @@
 
 <file path=word/document.xml><?xml version="1.0" encoding="utf-8"?>
-<w:document xmlns:wpc="http://schemas.microsoft.com/office/word/2010/wordprocessingCanvas" xmlns:cx="http://schemas.microsoft.com/office/drawing/2014/chartex" xmlns:cx1="http://schemas.microsoft.com/office/drawing/2015/9/8/chartex" xmlns:cx2="http://schemas.microsoft.com/office/drawing/2015/10/21/chartex" xmlns:cx3="http://schemas.microsoft.com/office/drawing/2016/5/9/chartex" xmlns:cx4="http://schemas.microsoft.com/office/drawing/2016/5/10/chartex" xmlns:cx5="http://schemas.microsoft.com/office/drawing/2016/5/11/chartex" xmlns:cx6="http://schemas.microsoft.com/office/drawing/2016/5/12/chartex" xmlns:cx7="http://schemas.microsoft.com/office/drawing/2016/5/13/chartex" xmlns:cx8="http://schemas.microsoft.com/office/drawing/2016/5/14/chartex" xmlns:mc="http://schemas.openxmlformats.org/markup-compatibility/2006" xmlns:aink="http://schemas.microsoft.com/office/drawing/2016/ink" xmlns:am3d="http://schemas.microsoft.com/office/drawing/2017/model3d" xmlns:o="urn:schemas-microsoft-com:office:office" xmlns:oel="http://schemas.microsoft.com/office/2019/extlst" xmlns:r="http://schemas.openxmlformats.org/officeDocument/2006/relationships" xmlns:m="http://schemas.openxmlformats.org/officeDocument/2006/math" xmlns:v="urn:schemas-microsoft-com:vml" xmlns:wp14="http://schemas.microsoft.com/office/word/2010/wordprocessingDrawing" xmlns:wp="http://schemas.openxmlformats.org/drawingml/2006/wordprocessingDrawing" xmlns:w10="urn:schemas-microsoft-com:office:word" xmlns:w="http://schemas.openxmlformats.org/wordprocessingml/2006/main" xmlns:w14="http://schemas.microsoft.com/office/word/2010/wordml" xmlns:w15="http://schemas.microsoft.com/office/word/2012/wordml" xmlns:w16cex="http://schemas.microsoft.com/office/word/2018/wordml/cex" xmlns:w16cid="http://schemas.microsoft.com/office/word/2016/wordml/cid" xmlns:w16="http://schemas.microsoft.com/office/word/2018/wordml" xmlns:w16du="http://schemas.microsoft.com/office/word/2023/wordml/word16du" xmlns:w16sdtdh="http://schemas.microsoft.com/office/word/2020/wordml/sdtdatahash" xmlns:w16se="http://schemas.microsoft.com/office/word/2015/wordml/symex" xmlns:wpg="http://schemas.microsoft.com/office/word/2010/wordprocessingGroup" xmlns:wpi="http://schemas.microsoft.com/office/word/2010/wordprocessingInk" xmlns:wne="http://schemas.microsoft.com/office/word/2006/wordml" xmlns:wps="http://schemas.microsoft.com/office/word/2010/wordprocessingShape" mc:Ignorable="w14 w15 w16se w16cid w16 w16cex w16sdtdh w16du wp14">
+<w:document xmlns:wpc="http://schemas.microsoft.com/office/word/2010/wordprocessingCanvas" xmlns:cx="http://schemas.microsoft.com/office/drawing/2014/chartex" xmlns:cx1="http://schemas.microsoft.com/office/drawing/2015/9/8/chartex" xmlns:cx2="http://schemas.microsoft.com/office/drawing/2015/10/21/chartex" xmlns:cx3="http://schemas.microsoft.com/office/drawing/2016/5/9/chartex" xmlns:cx4="http://schemas.microsoft.com/office/drawing/2016/5/10/chartex" xmlns:cx5="http://schemas.microsoft.com/office/drawing/2016/5/11/chartex" xmlns:cx6="http://schemas.microsoft.com/office/drawing/2016/5/12/chartex" xmlns:cx7="http://schemas.microsoft.com/office/drawing/2016/5/13/chartex" xmlns:cx8="http://schemas.microsoft.com/office/drawing/2016/5/14/chartex" xmlns:mc="http://schemas.openxmlformats.org/markup-compatibility/2006" xmlns:aink="http://schemas.microsoft.com/office/drawing/2016/ink" xmlns:am3d="http://schemas.microsoft.com/office/drawing/2017/model3d" xmlns:o="urn:schemas-microsoft-com:office:office" xmlns:oel="http://schemas.microsoft.com/office/2019/extlst" xmlns:r="http://schemas.openxmlformats.org/officeDocument/2006/relationships" xmlns:m="http://schemas.openxmlformats.org/officeDocument/2006/math" xmlns:v="urn:schemas-microsoft-com:vml" xmlns:wp14="http://schemas.microsoft.com/office/word/2010/wordprocessingDrawing" xmlns:wp="http://schemas.openxmlformats.org/drawingml/2006/wordprocessingDrawing" xmlns:w10="urn:schemas-microsoft-com:office:word" xmlns:w="http://schemas.openxmlformats.org/wordprocessingml/2006/main" xmlns:w14="http://schemas.microsoft.com/office/word/2010/wordml" xmlns:w15="http://schemas.microsoft.com/office/word/2012/wordml" xmlns:w16cex="http://schemas.microsoft.com/office/word/2018/wordml/cex" xmlns:w16cid="http://schemas.microsoft.com/office/word/2016/wordml/cid" xmlns:w16="http://schemas.microsoft.com/office/word/2018/wordml" xmlns:w16du="http://schemas.microsoft.com/office/word/2023/wordml/word16du" xmlns:w16sdtdh="http://schemas.microsoft.com/office/word/2020/wordml/sdtdatahash" xmlns:w16sdtfl="http://schemas.microsoft.com/office/word/2024/wordml/sdtformatlock" xmlns:w16se="http://schemas.microsoft.com/office/word/2015/wordml/symex" xmlns:wpg="http://schemas.microsoft.com/office/word/2010/wordprocessingGroup" xmlns:wpi="http://schemas.microsoft.com/office/word/2010/wordprocessingInk" xmlns:wne="http://schemas.microsoft.com/office/word/2006/wordml" xmlns:wps="http://schemas.microsoft.com/office/word/2010/wordprocessingShape" mc:Ignorable="w14 w15 w16se w16cid w16 w16cex w16sdtdh w16sdtfl w16du wp14">
   <w:body>
     <w:p>
       <w:pPr>
@@ -101,21 +101,32 @@
       </w:r>
       <w:r>
         <w:rPr>
-          <w:rFonts w:ascii="方正小标宋简体" w:eastAsia="方正小标宋简体" w:hAnsi="方正小标宋简体"/>
-          <w:color w:val="FF0000"/>
-          <w:sz w:val="44"/>
-          <w:szCs w:val="44"/>
-        </w:rPr>
-        <w:t>XX</w:t>
-      </w:r>
-      <w:r>
-        <w:rPr>
           <w:rFonts w:ascii="方正小标宋简体" w:eastAsia="方正小标宋简体" w:hAnsi="方正小标宋简体" w:hint="eastAsia"/>
           <w:color w:val="FF0000"/>
           <w:sz w:val="44"/>
           <w:szCs w:val="44"/>
         </w:rPr>
-        <w:t>XX</w:t>
+        <w:t>${</w:t>
+      </w:r>
+      <w:proofErr w:type="spellStart"/>
+      <w:r>
+        <w:rPr>
+          <w:rFonts w:ascii="方正小标宋简体" w:eastAsia="方正小标宋简体" w:hAnsi="方正小标宋简体" w:hint="eastAsia"/>
+          <w:color w:val="FF0000"/>
+          <w:sz w:val="44"/>
+          <w:szCs w:val="44"/>
+        </w:rPr>
+        <w:t>course_name</w:t>
+      </w:r>
+      <w:proofErr w:type="spellEnd"/>
+      <w:r>
+        <w:rPr>
+          <w:rFonts w:ascii="方正小标宋简体" w:eastAsia="方正小标宋简体" w:hAnsi="方正小标宋简体" w:hint="eastAsia"/>
+          <w:color w:val="FF0000"/>
+          <w:sz w:val="44"/>
+          <w:szCs w:val="44"/>
+        </w:rPr>
+        <w:t>}</w:t>
       </w:r>
       <w:r>
         <w:rPr>
@@ -165,12 +176,12 @@
         <w:tblLook w:val="04A0" w:firstRow="1" w:lastRow="0" w:firstColumn="1" w:lastColumn="0" w:noHBand="0" w:noVBand="1"/>
       </w:tblPr>
       <w:tblGrid>
-        <w:gridCol w:w="1382"/>
-        <w:gridCol w:w="1382"/>
-        <w:gridCol w:w="1383"/>
-        <w:gridCol w:w="1383"/>
-        <w:gridCol w:w="1383"/>
-        <w:gridCol w:w="1383"/>
+        <w:gridCol w:w="1048"/>
+        <w:gridCol w:w="1816"/>
+        <w:gridCol w:w="1050"/>
+        <w:gridCol w:w="1616"/>
+        <w:gridCol w:w="1050"/>
+        <w:gridCol w:w="1716"/>
       </w:tblGrid>
       <w:tr>
         <w:tc>
@@ -204,9 +215,29 @@
           <w:p>
             <w:pPr>
               <w:rPr>
-                <w:rFonts w:ascii="宋体" w:hAnsi="宋体"/>
-              </w:rPr>
-            </w:pPr>
+                <w:rFonts w:ascii="宋体" w:hAnsi="宋体" w:hint="eastAsia"/>
+              </w:rPr>
+            </w:pPr>
+            <w:r>
+              <w:rPr>
+                <w:rFonts w:ascii="宋体" w:hAnsi="宋体" w:hint="eastAsia"/>
+              </w:rPr>
+              <w:t>${</w:t>
+            </w:r>
+            <w:proofErr w:type="spellStart"/>
+            <w:r>
+              <w:rPr>
+                <w:rFonts w:ascii="宋体" w:hAnsi="宋体" w:hint="eastAsia"/>
+              </w:rPr>
+              <w:t>course_name</w:t>
+            </w:r>
+            <w:proofErr w:type="spellEnd"/>
+            <w:r>
+              <w:rPr>
+                <w:rFonts w:ascii="宋体" w:hAnsi="宋体" w:hint="eastAsia"/>
+              </w:rPr>
+              <w:t>}</w:t>
+            </w:r>
           </w:p>
         </w:tc>
         <w:tc>
@@ -237,6 +268,32 @@
                 <w:rFonts w:ascii="宋体" w:hAnsi="宋体"/>
               </w:rPr>
             </w:pPr>
+            <w:r>
+              <w:rPr>
+                <w:rFonts w:ascii="宋体" w:hAnsi="宋体" w:hint="eastAsia"/>
+              </w:rPr>
+              <w:t>${</w:t>
+            </w:r>
+            <w:proofErr w:type="spellStart"/>
+            <w:r>
+              <w:rPr>
+                <w:rFonts w:ascii="宋体" w:hAnsi="宋体" w:hint="eastAsia"/>
+              </w:rPr>
+              <w:t>course_</w:t>
+            </w:r>
+            <w:r>
+              <w:rPr>
+                <w:rFonts w:ascii="宋体" w:hAnsi="宋体" w:hint="eastAsia"/>
+              </w:rPr>
+              <w:t>code</w:t>
+            </w:r>
+            <w:proofErr w:type="spellEnd"/>
+            <w:r>
+              <w:rPr>
+                <w:rFonts w:ascii="宋体" w:hAnsi="宋体" w:hint="eastAsia"/>
+              </w:rPr>
+              <w:t>}</w:t>
+            </w:r>
           </w:p>
         </w:tc>
         <w:tc>
@@ -267,6 +324,32 @@
                 <w:rFonts w:ascii="宋体" w:hAnsi="宋体"/>
               </w:rPr>
             </w:pPr>
+            <w:r>
+              <w:rPr>
+                <w:rFonts w:ascii="宋体" w:hAnsi="宋体" w:hint="eastAsia"/>
+              </w:rPr>
+              <w:t>${</w:t>
+            </w:r>
+            <w:proofErr w:type="spellStart"/>
+            <w:r>
+              <w:rPr>
+                <w:rFonts w:ascii="宋体" w:hAnsi="宋体" w:hint="eastAsia"/>
+              </w:rPr>
+              <w:t>course_</w:t>
+            </w:r>
+            <w:r>
+              <w:rPr>
+                <w:rFonts w:ascii="宋体" w:hAnsi="宋体" w:hint="eastAsia"/>
+              </w:rPr>
+              <w:t>class</w:t>
+            </w:r>
+            <w:proofErr w:type="spellEnd"/>
+            <w:r>
+              <w:rPr>
+                <w:rFonts w:ascii="宋体" w:hAnsi="宋体" w:hint="eastAsia"/>
+              </w:rPr>
+              <w:t>}</w:t>
+            </w:r>
           </w:p>
         </w:tc>
       </w:tr>
@@ -299,6 +382,38 @@
                 <w:rFonts w:ascii="宋体" w:hAnsi="宋体"/>
               </w:rPr>
             </w:pPr>
+            <w:r>
+              <w:rPr>
+                <w:rFonts w:ascii="宋体" w:hAnsi="宋体" w:hint="eastAsia"/>
+              </w:rPr>
+              <w:t>${</w:t>
+            </w:r>
+            <w:proofErr w:type="spellStart"/>
+            <w:r>
+              <w:rPr>
+                <w:rFonts w:ascii="宋体" w:hAnsi="宋体" w:hint="eastAsia"/>
+              </w:rPr>
+              <w:t>val</w:t>
+            </w:r>
+            <w:r>
+              <w:rPr>
+                <w:rFonts w:ascii="宋体" w:hAnsi="宋体" w:hint="eastAsia"/>
+              </w:rPr>
+              <w:t>_</w:t>
+            </w:r>
+            <w:r>
+              <w:rPr>
+                <w:rFonts w:ascii="宋体" w:hAnsi="宋体" w:hint="eastAsia"/>
+              </w:rPr>
+              <w:t>score</w:t>
+            </w:r>
+            <w:proofErr w:type="spellEnd"/>
+            <w:r>
+              <w:rPr>
+                <w:rFonts w:ascii="宋体" w:hAnsi="宋体" w:hint="eastAsia"/>
+              </w:rPr>
+              <w:t>}</w:t>
+            </w:r>
           </w:p>
         </w:tc>
         <w:tc>
@@ -329,6 +444,24 @@
                 <w:rFonts w:ascii="宋体" w:hAnsi="宋体"/>
               </w:rPr>
             </w:pPr>
+            <w:r>
+              <w:rPr>
+                <w:rFonts w:ascii="宋体" w:hAnsi="宋体"/>
+              </w:rPr>
+              <w:t>${</w:t>
+            </w:r>
+            <w:r>
+              <w:rPr>
+                <w:rFonts w:ascii="宋体" w:hAnsi="宋体" w:hint="eastAsia"/>
+              </w:rPr>
+              <w:t>teacher</w:t>
+            </w:r>
+            <w:r>
+              <w:rPr>
+                <w:rFonts w:ascii="宋体" w:hAnsi="宋体"/>
+              </w:rPr>
+              <w:t>}</w:t>
+            </w:r>
           </w:p>
         </w:tc>
         <w:tc>
@@ -356,9 +489,15 @@
           <w:p>
             <w:pPr>
               <w:rPr>
-                <w:rFonts w:ascii="宋体" w:hAnsi="宋体"/>
-              </w:rPr>
-            </w:pPr>
+                <w:rFonts w:ascii="宋体" w:hAnsi="宋体" w:hint="eastAsia"/>
+              </w:rPr>
+            </w:pPr>
+            <w:r>
+              <w:rPr>
+                <w:rFonts w:ascii="宋体" w:hAnsi="宋体" w:hint="eastAsia"/>
+              </w:rPr>
+              <w:t>${pattern}</w:t>
+            </w:r>
           </w:p>
         </w:tc>
       </w:tr>
@@ -388,9 +527,29 @@
           <w:p>
             <w:pPr>
               <w:rPr>
-                <w:rFonts w:ascii="宋体" w:hAnsi="宋体"/>
-              </w:rPr>
-            </w:pPr>
+                <w:rFonts w:ascii="宋体" w:hAnsi="宋体" w:hint="eastAsia"/>
+              </w:rPr>
+            </w:pPr>
+            <w:r>
+              <w:rPr>
+                <w:rFonts w:ascii="宋体" w:hAnsi="宋体" w:hint="eastAsia"/>
+              </w:rPr>
+              <w:t>${</w:t>
+            </w:r>
+            <w:proofErr w:type="spellStart"/>
+            <w:r>
+              <w:rPr>
+                <w:rFonts w:ascii="宋体" w:hAnsi="宋体" w:hint="eastAsia"/>
+              </w:rPr>
+              <w:t>start_time</w:t>
+            </w:r>
+            <w:proofErr w:type="spellEnd"/>
+            <w:r>
+              <w:rPr>
+                <w:rFonts w:ascii="宋体" w:hAnsi="宋体" w:hint="eastAsia"/>
+              </w:rPr>
+              <w:t>}</w:t>
+            </w:r>
           </w:p>
         </w:tc>
         <w:tc>
@@ -418,9 +577,15 @@
           <w:p>
             <w:pPr>
               <w:rPr>
-                <w:rFonts w:ascii="宋体" w:hAnsi="宋体"/>
-              </w:rPr>
-            </w:pPr>
+                <w:rFonts w:ascii="宋体" w:hAnsi="宋体" w:hint="eastAsia"/>
+              </w:rPr>
+            </w:pPr>
+            <w:r>
+              <w:rPr>
+                <w:rFonts w:ascii="宋体" w:hAnsi="宋体" w:hint="eastAsia"/>
+              </w:rPr>
+              <w:t>${class}</w:t>
+            </w:r>
           </w:p>
         </w:tc>
         <w:tc>
@@ -448,9 +613,29 @@
           <w:p>
             <w:pPr>
               <w:rPr>
-                <w:rFonts w:ascii="宋体" w:hAnsi="宋体"/>
-              </w:rPr>
-            </w:pPr>
+                <w:rFonts w:ascii="宋体" w:hAnsi="宋体" w:hint="eastAsia"/>
+              </w:rPr>
+            </w:pPr>
+            <w:r>
+              <w:rPr>
+                <w:rFonts w:ascii="宋体" w:hAnsi="宋体" w:hint="eastAsia"/>
+              </w:rPr>
+              <w:t>${</w:t>
+            </w:r>
+            <w:proofErr w:type="spellStart"/>
+            <w:r>
+              <w:rPr>
+                <w:rFonts w:ascii="宋体" w:hAnsi="宋体" w:hint="eastAsia"/>
+              </w:rPr>
+              <w:t>stu_num</w:t>
+            </w:r>
+            <w:proofErr w:type="spellEnd"/>
+            <w:r>
+              <w:rPr>
+                <w:rFonts w:ascii="宋体" w:hAnsi="宋体" w:hint="eastAsia"/>
+              </w:rPr>
+              <w:t>}</w:t>
+            </w:r>
           </w:p>
         </w:tc>
       </w:tr>
@@ -480,9 +665,29 @@
           <w:p>
             <w:pPr>
               <w:rPr>
-                <w:rFonts w:ascii="宋体" w:hAnsi="宋体"/>
-              </w:rPr>
-            </w:pPr>
+                <w:rFonts w:ascii="宋体" w:hAnsi="宋体" w:hint="eastAsia"/>
+              </w:rPr>
+            </w:pPr>
+            <w:r>
+              <w:rPr>
+                <w:rFonts w:ascii="宋体" w:hAnsi="宋体" w:hint="eastAsia"/>
+              </w:rPr>
+              <w:t>${</w:t>
+            </w:r>
+            <w:proofErr w:type="spellStart"/>
+            <w:r>
+              <w:rPr>
+                <w:rFonts w:ascii="宋体" w:hAnsi="宋体" w:hint="eastAsia"/>
+              </w:rPr>
+              <w:t>ave_per_total</w:t>
+            </w:r>
+            <w:proofErr w:type="spellEnd"/>
+            <w:r>
+              <w:rPr>
+                <w:rFonts w:ascii="宋体" w:hAnsi="宋体" w:hint="eastAsia"/>
+              </w:rPr>
+              <w:t>}</w:t>
+            </w:r>
           </w:p>
         </w:tc>
         <w:tc>
@@ -510,9 +715,29 @@
           <w:p>
             <w:pPr>
               <w:rPr>
-                <w:rFonts w:ascii="宋体" w:hAnsi="宋体"/>
-              </w:rPr>
-            </w:pPr>
+                <w:rFonts w:ascii="宋体" w:hAnsi="宋体" w:hint="eastAsia"/>
+              </w:rPr>
+            </w:pPr>
+            <w:r>
+              <w:rPr>
+                <w:rFonts w:ascii="宋体" w:hAnsi="宋体" w:hint="eastAsia"/>
+              </w:rPr>
+              <w:t>${</w:t>
+            </w:r>
+            <w:proofErr w:type="spellStart"/>
+            <w:r>
+              <w:rPr>
+                <w:rFonts w:ascii="宋体" w:hAnsi="宋体" w:hint="eastAsia"/>
+              </w:rPr>
+              <w:t>user_name</w:t>
+            </w:r>
+            <w:proofErr w:type="spellEnd"/>
+            <w:r>
+              <w:rPr>
+                <w:rFonts w:ascii="宋体" w:hAnsi="宋体" w:hint="eastAsia"/>
+              </w:rPr>
+              <w:t>}</w:t>
+            </w:r>
           </w:p>
         </w:tc>
         <w:tc>
@@ -540,9 +765,29 @@
           <w:p>
             <w:pPr>
               <w:rPr>
-                <w:rFonts w:ascii="宋体" w:hAnsi="宋体"/>
-              </w:rPr>
-            </w:pPr>
+                <w:rFonts w:ascii="宋体" w:hAnsi="宋体" w:hint="eastAsia"/>
+              </w:rPr>
+            </w:pPr>
+            <w:r>
+              <w:rPr>
+                <w:rFonts w:ascii="宋体" w:hAnsi="宋体" w:hint="eastAsia"/>
+              </w:rPr>
+              <w:t>${</w:t>
+            </w:r>
+            <w:proofErr w:type="spellStart"/>
+            <w:r>
+              <w:rPr>
+                <w:rFonts w:ascii="宋体" w:hAnsi="宋体" w:hint="eastAsia"/>
+              </w:rPr>
+              <w:t>current_time</w:t>
+            </w:r>
+            <w:proofErr w:type="spellEnd"/>
+            <w:r>
+              <w:rPr>
+                <w:rFonts w:ascii="宋体" w:hAnsi="宋体" w:hint="eastAsia"/>
+              </w:rPr>
+              <w:t>}</w:t>
+            </w:r>
           </w:p>
         </w:tc>
       </w:tr>
@@ -707,13 +952,6 @@
                 <w:color w:val="FF0000"/>
               </w:rPr>
             </w:pPr>
-            <w:r>
-              <w:rPr>
-                <w:rFonts w:ascii="宋体" w:hAnsi="宋体" w:hint="eastAsia"/>
-                <w:color w:val="FF0000"/>
-              </w:rPr>
-              <w:t>课程目标1</w:t>
-            </w:r>
           </w:p>
         </w:tc>
         <w:tc>
@@ -723,38 +961,10 @@
           <w:p>
             <w:pPr>
               <w:rPr>
-                <w:rFonts w:ascii="宋体" w:hAnsi="宋体"/>
-                <w:color w:val="FF0000"/>
-              </w:rPr>
-            </w:pPr>
-            <w:r>
-              <w:rPr>
-                <w:rFonts w:ascii="宋体" w:hAnsi="宋体" w:hint="eastAsia"/>
-                <w:color w:val="FF0000"/>
-              </w:rPr>
-              <w:t>指标点1</w:t>
-            </w:r>
-            <w:r>
-              <w:rPr>
-                <w:rFonts w:ascii="宋体" w:hAnsi="宋体"/>
-                <w:color w:val="FF0000"/>
-              </w:rPr>
-              <w:t>.1</w:t>
-            </w:r>
-            <w:r>
-              <w:rPr>
-                <w:rFonts w:ascii="宋体" w:hAnsi="宋体" w:hint="eastAsia"/>
-                <w:color w:val="FF0000"/>
-              </w:rPr>
-              <w:t>、指标点2</w:t>
-            </w:r>
-            <w:r>
-              <w:rPr>
-                <w:rFonts w:ascii="宋体" w:hAnsi="宋体"/>
-                <w:color w:val="FF0000"/>
-              </w:rPr>
-              <w:t>.2…</w:t>
-            </w:r>
+                <w:rFonts w:ascii="宋体" w:hAnsi="宋体" w:hint="eastAsia"/>
+                <w:color w:val="FF0000"/>
+              </w:rPr>
+            </w:pPr>
           </w:p>
         </w:tc>
       </w:tr>
@@ -2417,7 +2627,6 @@
         <w:rPr>
           <w:rFonts w:ascii="宋体" w:eastAsia="宋体" w:hAnsi="宋体"/>
         </w:rPr>
-        <w:lastRenderedPageBreak/>
         <w:fldChar w:fldCharType="begin"/>
       </w:r>
       <w:r>
@@ -2621,11 +2830,35 @@
           <w:p>
             <w:pPr>
               <w:rPr>
-                <w:rFonts w:ascii="宋体" w:hAnsi="宋体"/>
-                <w:color w:val="000000" w:themeColor="text1"/>
-                <w:szCs w:val="21"/>
-              </w:rPr>
-            </w:pPr>
+                <w:rFonts w:ascii="宋体" w:hAnsi="宋体" w:hint="eastAsia"/>
+                <w:color w:val="000000" w:themeColor="text1"/>
+                <w:szCs w:val="21"/>
+              </w:rPr>
+            </w:pPr>
+            <w:r>
+              <w:rPr>
+                <w:rFonts w:ascii="宋体" w:hAnsi="宋体" w:hint="eastAsia"/>
+                <w:color w:val="000000" w:themeColor="text1"/>
+                <w:szCs w:val="21"/>
+              </w:rPr>
+              <w:t>${</w:t>
+            </w:r>
+            <w:r>
+              <w:rPr>
+                <w:rFonts w:ascii="宋体" w:hAnsi="宋体"/>
+                <w:color w:val="000000" w:themeColor="text1"/>
+                <w:szCs w:val="21"/>
+              </w:rPr>
+              <w:t>Achievement_Target1</w:t>
+            </w:r>
+            <w:r>
+              <w:rPr>
+                <w:rFonts w:ascii="宋体" w:hAnsi="宋体" w:hint="eastAsia"/>
+                <w:color w:val="000000" w:themeColor="text1"/>
+                <w:szCs w:val="21"/>
+              </w:rPr>
+              <w:t>}</w:t>
+            </w:r>
           </w:p>
         </w:tc>
       </w:tr>
@@ -2672,6 +2905,38 @@
                 <w:szCs w:val="21"/>
               </w:rPr>
             </w:pPr>
+            <w:r>
+              <w:rPr>
+                <w:rFonts w:ascii="宋体" w:hAnsi="宋体" w:hint="eastAsia"/>
+                <w:color w:val="000000" w:themeColor="text1"/>
+                <w:szCs w:val="21"/>
+              </w:rPr>
+              <w:t>${</w:t>
+            </w:r>
+            <w:r>
+              <w:rPr>
+                <w:rFonts w:ascii="宋体" w:hAnsi="宋体"/>
+                <w:color w:val="000000" w:themeColor="text1"/>
+                <w:szCs w:val="21"/>
+              </w:rPr>
+              <w:t>Achievement_Target</w:t>
+            </w:r>
+            <w:r>
+              <w:rPr>
+                <w:rFonts w:ascii="宋体" w:hAnsi="宋体" w:hint="eastAsia"/>
+                <w:color w:val="000000" w:themeColor="text1"/>
+                <w:szCs w:val="21"/>
+              </w:rPr>
+              <w:t>2</w:t>
+            </w:r>
+            <w:r>
+              <w:rPr>
+                <w:rFonts w:ascii="宋体" w:hAnsi="宋体" w:hint="eastAsia"/>
+                <w:color w:val="000000" w:themeColor="text1"/>
+                <w:szCs w:val="21"/>
+              </w:rPr>
+              <w:t>}</w:t>
+            </w:r>
           </w:p>
         </w:tc>
       </w:tr>
@@ -2683,11 +2948,19 @@
           <w:p>
             <w:pPr>
               <w:rPr>
-                <w:rFonts w:ascii="宋体" w:hAnsi="宋体"/>
-                <w:color w:val="000000" w:themeColor="text1"/>
-                <w:szCs w:val="21"/>
-              </w:rPr>
-            </w:pPr>
+                <w:rFonts w:ascii="宋体" w:hAnsi="宋体" w:hint="eastAsia"/>
+                <w:color w:val="000000" w:themeColor="text1"/>
+                <w:szCs w:val="21"/>
+              </w:rPr>
+            </w:pPr>
+            <w:r>
+              <w:rPr>
+                <w:rFonts w:ascii="宋体" w:hAnsi="宋体" w:hint="eastAsia"/>
+                <w:color w:val="000000" w:themeColor="text1"/>
+                <w:szCs w:val="21"/>
+              </w:rPr>
+              <w:t>课程目标3</w:t>
+            </w:r>
           </w:p>
         </w:tc>
         <w:tc>
@@ -2702,6 +2975,38 @@
                 <w:szCs w:val="21"/>
               </w:rPr>
             </w:pPr>
+            <w:r>
+              <w:rPr>
+                <w:rFonts w:ascii="宋体" w:hAnsi="宋体" w:hint="eastAsia"/>
+                <w:color w:val="000000" w:themeColor="text1"/>
+                <w:szCs w:val="21"/>
+              </w:rPr>
+              <w:t>${</w:t>
+            </w:r>
+            <w:r>
+              <w:rPr>
+                <w:rFonts w:ascii="宋体" w:hAnsi="宋体"/>
+                <w:color w:val="000000" w:themeColor="text1"/>
+                <w:szCs w:val="21"/>
+              </w:rPr>
+              <w:t>Achievement_Target</w:t>
+            </w:r>
+            <w:r>
+              <w:rPr>
+                <w:rFonts w:ascii="宋体" w:hAnsi="宋体" w:hint="eastAsia"/>
+                <w:color w:val="000000" w:themeColor="text1"/>
+                <w:szCs w:val="21"/>
+              </w:rPr>
+              <w:t>3</w:t>
+            </w:r>
+            <w:r>
+              <w:rPr>
+                <w:rFonts w:ascii="宋体" w:hAnsi="宋体" w:hint="eastAsia"/>
+                <w:color w:val="000000" w:themeColor="text1"/>
+                <w:szCs w:val="21"/>
+              </w:rPr>
+              <w:t>}</w:t>
+            </w:r>
           </w:p>
         </w:tc>
       </w:tr>
@@ -3097,7 +3402,7 @@
 </file>
 
 <file path=word/endnotes.xml><?xml version="1.0" encoding="utf-8"?>
-<w:endnotes xmlns:wpc="http://schemas.microsoft.com/office/word/2010/wordprocessingCanvas" xmlns:cx="http://schemas.microsoft.com/office/drawing/2014/chartex" xmlns:cx1="http://schemas.microsoft.com/office/drawing/2015/9/8/chartex" xmlns:cx2="http://schemas.microsoft.com/office/drawing/2015/10/21/chartex" xmlns:cx3="http://schemas.microsoft.com/office/drawing/2016/5/9/chartex" xmlns:cx4="http://schemas.microsoft.com/office/drawing/2016/5/10/chartex" xmlns:cx5="http://schemas.microsoft.com/office/drawing/2016/5/11/chartex" xmlns:cx6="http://schemas.microsoft.com/office/drawing/2016/5/12/chartex" xmlns:cx7="http://schemas.microsoft.com/office/drawing/2016/5/13/chartex" xmlns:cx8="http://schemas.microsoft.com/office/drawing/2016/5/14/chartex" xmlns:mc="http://schemas.openxmlformats.org/markup-compatibility/2006" xmlns:aink="http://schemas.microsoft.com/office/drawing/2016/ink" xmlns:am3d="http://schemas.microsoft.com/office/drawing/2017/model3d" xmlns:o="urn:schemas-microsoft-com:office:office" xmlns:oel="http://schemas.microsoft.com/office/2019/extlst" xmlns:r="http://schemas.openxmlformats.org/officeDocument/2006/relationships" xmlns:m="http://schemas.openxmlformats.org/officeDocument/2006/math" xmlns:v="urn:schemas-microsoft-com:vml" xmlns:wp14="http://schemas.microsoft.com/office/word/2010/wordprocessingDrawing" xmlns:wp="http://schemas.openxmlformats.org/drawingml/2006/wordprocessingDrawing" xmlns:w10="urn:schemas-microsoft-com:office:word" xmlns:w="http://schemas.openxmlformats.org/wordprocessingml/2006/main" xmlns:w14="http://schemas.microsoft.com/office/word/2010/wordml" xmlns:w15="http://schemas.microsoft.com/office/word/2012/wordml" xmlns:w16cex="http://schemas.microsoft.com/office/word/2018/wordml/cex" xmlns:w16cid="http://schemas.microsoft.com/office/word/2016/wordml/cid" xmlns:w16="http://schemas.microsoft.com/office/word/2018/wordml" xmlns:w16du="http://schemas.microsoft.com/office/word/2023/wordml/word16du" xmlns:w16sdtdh="http://schemas.microsoft.com/office/word/2020/wordml/sdtdatahash" xmlns:w16se="http://schemas.microsoft.com/office/word/2015/wordml/symex" xmlns:wpg="http://schemas.microsoft.com/office/word/2010/wordprocessingGroup" xmlns:wpi="http://schemas.microsoft.com/office/word/2010/wordprocessingInk" xmlns:wne="http://schemas.microsoft.com/office/word/2006/wordml" xmlns:wps="http://schemas.microsoft.com/office/word/2010/wordprocessingShape" mc:Ignorable="w14 w15 w16se w16cid w16 w16cex w16sdtdh w16du wp14">
+<w:endnotes xmlns:wpc="http://schemas.microsoft.com/office/word/2010/wordprocessingCanvas" xmlns:cx="http://schemas.microsoft.com/office/drawing/2014/chartex" xmlns:cx1="http://schemas.microsoft.com/office/drawing/2015/9/8/chartex" xmlns:cx2="http://schemas.microsoft.com/office/drawing/2015/10/21/chartex" xmlns:cx3="http://schemas.microsoft.com/office/drawing/2016/5/9/chartex" xmlns:cx4="http://schemas.microsoft.com/office/drawing/2016/5/10/chartex" xmlns:cx5="http://schemas.microsoft.com/office/drawing/2016/5/11/chartex" xmlns:cx6="http://schemas.microsoft.com/office/drawing/2016/5/12/chartex" xmlns:cx7="http://schemas.microsoft.com/office/drawing/2016/5/13/chartex" xmlns:cx8="http://schemas.microsoft.com/office/drawing/2016/5/14/chartex" xmlns:mc="http://schemas.openxmlformats.org/markup-compatibility/2006" xmlns:aink="http://schemas.microsoft.com/office/drawing/2016/ink" xmlns:am3d="http://schemas.microsoft.com/office/drawing/2017/model3d" xmlns:o="urn:schemas-microsoft-com:office:office" xmlns:oel="http://schemas.microsoft.com/office/2019/extlst" xmlns:r="http://schemas.openxmlformats.org/officeDocument/2006/relationships" xmlns:m="http://schemas.openxmlformats.org/officeDocument/2006/math" xmlns:v="urn:schemas-microsoft-com:vml" xmlns:wp14="http://schemas.microsoft.com/office/word/2010/wordprocessingDrawing" xmlns:wp="http://schemas.openxmlformats.org/drawingml/2006/wordprocessingDrawing" xmlns:w10="urn:schemas-microsoft-com:office:word" xmlns:w="http://schemas.openxmlformats.org/wordprocessingml/2006/main" xmlns:w14="http://schemas.microsoft.com/office/word/2010/wordml" xmlns:w15="http://schemas.microsoft.com/office/word/2012/wordml" xmlns:w16cex="http://schemas.microsoft.com/office/word/2018/wordml/cex" xmlns:w16cid="http://schemas.microsoft.com/office/word/2016/wordml/cid" xmlns:w16="http://schemas.microsoft.com/office/word/2018/wordml" xmlns:w16du="http://schemas.microsoft.com/office/word/2023/wordml/word16du" xmlns:w16sdtdh="http://schemas.microsoft.com/office/word/2020/wordml/sdtdatahash" xmlns:w16sdtfl="http://schemas.microsoft.com/office/word/2024/wordml/sdtformatlock" xmlns:w16se="http://schemas.microsoft.com/office/word/2015/wordml/symex" xmlns:wpg="http://schemas.microsoft.com/office/word/2010/wordprocessingGroup" xmlns:wpi="http://schemas.microsoft.com/office/word/2010/wordprocessingInk" xmlns:wne="http://schemas.microsoft.com/office/word/2006/wordml" xmlns:wps="http://schemas.microsoft.com/office/word/2010/wordprocessingShape" mc:Ignorable="w14 w15 w16se w16cid w16 w16cex w16sdtdh w16sdtfl w16du wp14">
   <w:endnote w:type="separator" w:id="-1">
     <w:p>
       <w:r>
@@ -3116,7 +3421,7 @@
 </file>
 
 <file path=word/footnotes.xml><?xml version="1.0" encoding="utf-8"?>
-<w:footnotes xmlns:wpc="http://schemas.microsoft.com/office/word/2010/wordprocessingCanvas" xmlns:cx="http://schemas.microsoft.com/office/drawing/2014/chartex" xmlns:cx1="http://schemas.microsoft.com/office/drawing/2015/9/8/chartex" xmlns:cx2="http://schemas.microsoft.com/office/drawing/2015/10/21/chartex" xmlns:cx3="http://schemas.microsoft.com/office/drawing/2016/5/9/chartex" xmlns:cx4="http://schemas.microsoft.com/office/drawing/2016/5/10/chartex" xmlns:cx5="http://schemas.microsoft.com/office/drawing/2016/5/11/chartex" xmlns:cx6="http://schemas.microsoft.com/office/drawing/2016/5/12/chartex" xmlns:cx7="http://schemas.microsoft.com/office/drawing/2016/5/13/chartex" xmlns:cx8="http://schemas.microsoft.com/office/drawing/2016/5/14/chartex" xmlns:mc="http://schemas.openxmlformats.org/markup-compatibility/2006" xmlns:aink="http://schemas.microsoft.com/office/drawing/2016/ink" xmlns:am3d="http://schemas.microsoft.com/office/drawing/2017/model3d" xmlns:o="urn:schemas-microsoft-com:office:office" xmlns:oel="http://schemas.microsoft.com/office/2019/extlst" xmlns:r="http://schemas.openxmlformats.org/officeDocument/2006/relationships" xmlns:m="http://schemas.openxmlformats.org/officeDocument/2006/math" xmlns:v="urn:schemas-microsoft-com:vml" xmlns:wp14="http://schemas.microsoft.com/office/word/2010/wordprocessingDrawing" xmlns:wp="http://schemas.openxmlformats.org/drawingml/2006/wordprocessingDrawing" xmlns:w10="urn:schemas-microsoft-com:office:word" xmlns:w="http://schemas.openxmlformats.org/wordprocessingml/2006/main" xmlns:w14="http://schemas.microsoft.com/office/word/2010/wordml" xmlns:w15="http://schemas.microsoft.com/office/word/2012/wordml" xmlns:w16cex="http://schemas.microsoft.com/office/word/2018/wordml/cex" xmlns:w16cid="http://schemas.microsoft.com/office/word/2016/wordml/cid" xmlns:w16="http://schemas.microsoft.com/office/word/2018/wordml" xmlns:w16du="http://schemas.microsoft.com/office/word/2023/wordml/word16du" xmlns:w16sdtdh="http://schemas.microsoft.com/office/word/2020/wordml/sdtdatahash" xmlns:w16se="http://schemas.microsoft.com/office/word/2015/wordml/symex" xmlns:wpg="http://schemas.microsoft.com/office/word/2010/wordprocessingGroup" xmlns:wpi="http://schemas.microsoft.com/office/word/2010/wordprocessingInk" xmlns:wne="http://schemas.microsoft.com/office/word/2006/wordml" xmlns:wps="http://schemas.microsoft.com/office/word/2010/wordprocessingShape" mc:Ignorable="w14 w15 w16se w16cid w16 w16cex w16sdtdh w16du wp14">
+<w:footnotes xmlns:wpc="http://schemas.microsoft.com/office/word/2010/wordprocessingCanvas" xmlns:cx="http://schemas.microsoft.com/office/drawing/2014/chartex" xmlns:cx1="http://schemas.microsoft.com/office/drawing/2015/9/8/chartex" xmlns:cx2="http://schemas.microsoft.com/office/drawing/2015/10/21/chartex" xmlns:cx3="http://schemas.microsoft.com/office/drawing/2016/5/9/chartex" xmlns:cx4="http://schemas.microsoft.com/office/drawing/2016/5/10/chartex" xmlns:cx5="http://schemas.microsoft.com/office/drawing/2016/5/11/chartex" xmlns:cx6="http://schemas.microsoft.com/office/drawing/2016/5/12/chartex" xmlns:cx7="http://schemas.microsoft.com/office/drawing/2016/5/13/chartex" xmlns:cx8="http://schemas.microsoft.com/office/drawing/2016/5/14/chartex" xmlns:mc="http://schemas.openxmlformats.org/markup-compatibility/2006" xmlns:aink="http://schemas.microsoft.com/office/drawing/2016/ink" xmlns:am3d="http://schemas.microsoft.com/office/drawing/2017/model3d" xmlns:o="urn:schemas-microsoft-com:office:office" xmlns:oel="http://schemas.microsoft.com/office/2019/extlst" xmlns:r="http://schemas.openxmlformats.org/officeDocument/2006/relationships" xmlns:m="http://schemas.openxmlformats.org/officeDocument/2006/math" xmlns:v="urn:schemas-microsoft-com:vml" xmlns:wp14="http://schemas.microsoft.com/office/word/2010/wordprocessingDrawing" xmlns:wp="http://schemas.openxmlformats.org/drawingml/2006/wordprocessingDrawing" xmlns:w10="urn:schemas-microsoft-com:office:word" xmlns:w="http://schemas.openxmlformats.org/wordprocessingml/2006/main" xmlns:w14="http://schemas.microsoft.com/office/word/2010/wordml" xmlns:w15="http://schemas.microsoft.com/office/word/2012/wordml" xmlns:w16cex="http://schemas.microsoft.com/office/word/2018/wordml/cex" xmlns:w16cid="http://schemas.microsoft.com/office/word/2016/wordml/cid" xmlns:w16="http://schemas.microsoft.com/office/word/2018/wordml" xmlns:w16du="http://schemas.microsoft.com/office/word/2023/wordml/word16du" xmlns:w16sdtdh="http://schemas.microsoft.com/office/word/2020/wordml/sdtdatahash" xmlns:w16sdtfl="http://schemas.microsoft.com/office/word/2024/wordml/sdtformatlock" xmlns:w16se="http://schemas.microsoft.com/office/word/2015/wordml/symex" xmlns:wpg="http://schemas.microsoft.com/office/word/2010/wordprocessingGroup" xmlns:wpi="http://schemas.microsoft.com/office/word/2010/wordprocessingInk" xmlns:wne="http://schemas.microsoft.com/office/word/2006/wordml" xmlns:wps="http://schemas.microsoft.com/office/word/2010/wordprocessingShape" mc:Ignorable="w14 w15 w16se w16cid w16 w16cex w16sdtdh w16sdtfl w16du wp14">
   <w:footnote w:type="separator" w:id="-1">
     <w:p>
       <w:r>
@@ -3135,7 +3440,7 @@
 </file>
 
 <file path=word/styles.xml><?xml version="1.0" encoding="utf-8"?>
-<w:styles xmlns:mc="http://schemas.openxmlformats.org/markup-compatibility/2006" xmlns:r="http://schemas.openxmlformats.org/officeDocument/2006/relationships" xmlns:w="http://schemas.openxmlformats.org/wordprocessingml/2006/main" xmlns:w14="http://schemas.microsoft.com/office/word/2010/wordml" xmlns:w15="http://schemas.microsoft.com/office/word/2012/wordml" xmlns:w16cex="http://schemas.microsoft.com/office/word/2018/wordml/cex" xmlns:w16cid="http://schemas.microsoft.com/office/word/2016/wordml/cid" xmlns:w16="http://schemas.microsoft.com/office/word/2018/wordml" xmlns:w16du="http://schemas.microsoft.com/office/word/2023/wordml/word16du" xmlns:w16sdtdh="http://schemas.microsoft.com/office/word/2020/wordml/sdtdatahash" xmlns:w16se="http://schemas.microsoft.com/office/word/2015/wordml/symex" mc:Ignorable="w14 w15 w16se w16cid w16 w16cex w16sdtdh w16du">
+<w:styles xmlns:mc="http://schemas.openxmlformats.org/markup-compatibility/2006" xmlns:r="http://schemas.openxmlformats.org/officeDocument/2006/relationships" xmlns:w="http://schemas.openxmlformats.org/wordprocessingml/2006/main" xmlns:w14="http://schemas.microsoft.com/office/word/2010/wordml" xmlns:w15="http://schemas.microsoft.com/office/word/2012/wordml" xmlns:w16cex="http://schemas.microsoft.com/office/word/2018/wordml/cex" xmlns:w16cid="http://schemas.microsoft.com/office/word/2016/wordml/cid" xmlns:w16="http://schemas.microsoft.com/office/word/2018/wordml" xmlns:w16du="http://schemas.microsoft.com/office/word/2023/wordml/word16du" xmlns:w16sdtdh="http://schemas.microsoft.com/office/word/2020/wordml/sdtdatahash" xmlns:w16sdtfl="http://schemas.microsoft.com/office/word/2024/wordml/sdtformatlock" xmlns:w16se="http://schemas.microsoft.com/office/word/2015/wordml/symex" mc:Ignorable="w14 w15 w16se w16cid w16 w16cex w16sdtdh w16sdtfl w16du">
   <w:docDefaults>
     <w:rPrDefault>
       <w:rPr>

--- a/refer_word/附件4.课程目标达成情况分析报告模板.docx
+++ b/refer_word/附件4.课程目标达成情况分析报告模板.docx
@@ -106,27 +106,7 @@
           <w:sz w:val="44"/>
           <w:szCs w:val="44"/>
         </w:rPr>
-        <w:t>${</w:t>
-      </w:r>
-      <w:proofErr w:type="spellStart"/>
-      <w:r>
-        <w:rPr>
-          <w:rFonts w:ascii="方正小标宋简体" w:eastAsia="方正小标宋简体" w:hAnsi="方正小标宋简体" w:hint="eastAsia"/>
-          <w:color w:val="FF0000"/>
-          <w:sz w:val="44"/>
-          <w:szCs w:val="44"/>
-        </w:rPr>
-        <w:t>course_name</w:t>
-      </w:r>
-      <w:proofErr w:type="spellEnd"/>
-      <w:r>
-        <w:rPr>
-          <w:rFonts w:ascii="方正小标宋简体" w:eastAsia="方正小标宋简体" w:hAnsi="方正小标宋简体" w:hint="eastAsia"/>
-          <w:color w:val="FF0000"/>
-          <w:sz w:val="44"/>
-          <w:szCs w:val="44"/>
-        </w:rPr>
-        <w:t>}</w:t>
+        <w:t>{course_name}</w:t>
       </w:r>
       <w:r>
         <w:rPr>
@@ -176,12 +156,12 @@
         <w:tblLook w:val="04A0" w:firstRow="1" w:lastRow="0" w:firstColumn="1" w:lastColumn="0" w:noHBand="0" w:noVBand="1"/>
       </w:tblPr>
       <w:tblGrid>
-        <w:gridCol w:w="1048"/>
-        <w:gridCol w:w="1816"/>
-        <w:gridCol w:w="1050"/>
+        <w:gridCol w:w="1148"/>
+        <w:gridCol w:w="1716"/>
+        <w:gridCol w:w="1150"/>
+        <w:gridCol w:w="1516"/>
+        <w:gridCol w:w="1150"/>
         <w:gridCol w:w="1616"/>
-        <w:gridCol w:w="1050"/>
-        <w:gridCol w:w="1716"/>
       </w:tblGrid>
       <w:tr>
         <w:tc>
@@ -215,140 +195,86 @@
           <w:p>
             <w:pPr>
               <w:rPr>
+                <w:rFonts w:ascii="宋体" w:hAnsi="宋体"/>
+              </w:rPr>
+            </w:pPr>
+            <w:r>
+              <w:rPr>
                 <w:rFonts w:ascii="宋体" w:hAnsi="宋体" w:hint="eastAsia"/>
               </w:rPr>
+              <w:t>{course_name}</w:t>
+            </w:r>
+          </w:p>
+        </w:tc>
+        <w:tc>
+          <w:tcPr>
+            <w:tcW w:w="1383" w:type="dxa"/>
+          </w:tcPr>
+          <w:p>
+            <w:pPr>
+              <w:rPr>
+                <w:rFonts w:ascii="宋体" w:hAnsi="宋体"/>
+              </w:rPr>
+            </w:pPr>
+            <w:r>
+              <w:rPr>
+                <w:rFonts w:ascii="宋体" w:hAnsi="宋体"/>
+              </w:rPr>
+              <w:t>课程代码</w:t>
+            </w:r>
+          </w:p>
+        </w:tc>
+        <w:tc>
+          <w:tcPr>
+            <w:tcW w:w="1383" w:type="dxa"/>
+          </w:tcPr>
+          <w:p>
+            <w:pPr>
+              <w:rPr>
+                <w:rFonts w:ascii="宋体" w:hAnsi="宋体"/>
+              </w:rPr>
             </w:pPr>
             <w:r>
               <w:rPr>
                 <w:rFonts w:ascii="宋体" w:hAnsi="宋体" w:hint="eastAsia"/>
               </w:rPr>
-              <w:t>${</w:t>
-            </w:r>
-            <w:proofErr w:type="spellStart"/>
+              <w:t>{course_code}</w:t>
+            </w:r>
+          </w:p>
+        </w:tc>
+        <w:tc>
+          <w:tcPr>
+            <w:tcW w:w="1383" w:type="dxa"/>
+          </w:tcPr>
+          <w:p>
+            <w:pPr>
+              <w:rPr>
+                <w:rFonts w:ascii="宋体" w:hAnsi="宋体"/>
+              </w:rPr>
+            </w:pPr>
+            <w:r>
+              <w:rPr>
+                <w:rFonts w:ascii="宋体" w:hAnsi="宋体"/>
+              </w:rPr>
+              <w:t>课程类别</w:t>
+            </w:r>
+          </w:p>
+        </w:tc>
+        <w:tc>
+          <w:tcPr>
+            <w:tcW w:w="1383" w:type="dxa"/>
+          </w:tcPr>
+          <w:p>
+            <w:pPr>
+              <w:rPr>
+                <w:rFonts w:ascii="宋体" w:hAnsi="宋体"/>
+              </w:rPr>
+            </w:pPr>
             <w:r>
               <w:rPr>
                 <w:rFonts w:ascii="宋体" w:hAnsi="宋体" w:hint="eastAsia"/>
               </w:rPr>
-              <w:t>course_name</w:t>
-            </w:r>
-            <w:proofErr w:type="spellEnd"/>
-            <w:r>
-              <w:rPr>
-                <w:rFonts w:ascii="宋体" w:hAnsi="宋体" w:hint="eastAsia"/>
-              </w:rPr>
-              <w:t>}</w:t>
-            </w:r>
-          </w:p>
-        </w:tc>
-        <w:tc>
-          <w:tcPr>
-            <w:tcW w:w="1383" w:type="dxa"/>
-          </w:tcPr>
-          <w:p>
-            <w:pPr>
-              <w:rPr>
-                <w:rFonts w:ascii="宋体" w:hAnsi="宋体"/>
-              </w:rPr>
-            </w:pPr>
-            <w:r>
-              <w:rPr>
-                <w:rFonts w:ascii="宋体" w:hAnsi="宋体"/>
-              </w:rPr>
-              <w:t>课程代码</w:t>
-            </w:r>
-          </w:p>
-        </w:tc>
-        <w:tc>
-          <w:tcPr>
-            <w:tcW w:w="1383" w:type="dxa"/>
-          </w:tcPr>
-          <w:p>
-            <w:pPr>
-              <w:rPr>
-                <w:rFonts w:ascii="宋体" w:hAnsi="宋体"/>
-              </w:rPr>
-            </w:pPr>
-            <w:r>
-              <w:rPr>
-                <w:rFonts w:ascii="宋体" w:hAnsi="宋体" w:hint="eastAsia"/>
-              </w:rPr>
-              <w:t>${</w:t>
-            </w:r>
-            <w:proofErr w:type="spellStart"/>
-            <w:r>
-              <w:rPr>
-                <w:rFonts w:ascii="宋体" w:hAnsi="宋体" w:hint="eastAsia"/>
-              </w:rPr>
-              <w:t>course_</w:t>
-            </w:r>
-            <w:r>
-              <w:rPr>
-                <w:rFonts w:ascii="宋体" w:hAnsi="宋体" w:hint="eastAsia"/>
-              </w:rPr>
-              <w:t>code</w:t>
-            </w:r>
-            <w:proofErr w:type="spellEnd"/>
-            <w:r>
-              <w:rPr>
-                <w:rFonts w:ascii="宋体" w:hAnsi="宋体" w:hint="eastAsia"/>
-              </w:rPr>
-              <w:t>}</w:t>
-            </w:r>
-          </w:p>
-        </w:tc>
-        <w:tc>
-          <w:tcPr>
-            <w:tcW w:w="1383" w:type="dxa"/>
-          </w:tcPr>
-          <w:p>
-            <w:pPr>
-              <w:rPr>
-                <w:rFonts w:ascii="宋体" w:hAnsi="宋体"/>
-              </w:rPr>
-            </w:pPr>
-            <w:r>
-              <w:rPr>
-                <w:rFonts w:ascii="宋体" w:hAnsi="宋体"/>
-              </w:rPr>
-              <w:t>课程类别</w:t>
-            </w:r>
-          </w:p>
-        </w:tc>
-        <w:tc>
-          <w:tcPr>
-            <w:tcW w:w="1383" w:type="dxa"/>
-          </w:tcPr>
-          <w:p>
-            <w:pPr>
-              <w:rPr>
-                <w:rFonts w:ascii="宋体" w:hAnsi="宋体"/>
-              </w:rPr>
-            </w:pPr>
-            <w:r>
-              <w:rPr>
-                <w:rFonts w:ascii="宋体" w:hAnsi="宋体" w:hint="eastAsia"/>
-              </w:rPr>
-              <w:t>${</w:t>
-            </w:r>
-            <w:proofErr w:type="spellStart"/>
-            <w:r>
-              <w:rPr>
-                <w:rFonts w:ascii="宋体" w:hAnsi="宋体" w:hint="eastAsia"/>
-              </w:rPr>
-              <w:t>course_</w:t>
-            </w:r>
-            <w:r>
-              <w:rPr>
-                <w:rFonts w:ascii="宋体" w:hAnsi="宋体" w:hint="eastAsia"/>
-              </w:rPr>
-              <w:t>class</w:t>
-            </w:r>
-            <w:proofErr w:type="spellEnd"/>
-            <w:r>
-              <w:rPr>
-                <w:rFonts w:ascii="宋体" w:hAnsi="宋体" w:hint="eastAsia"/>
-              </w:rPr>
-              <w:t>}</w:t>
+              <w:t>{course_class}</w:t>
             </w:r>
           </w:p>
         </w:tc>
@@ -386,117 +312,91 @@
               <w:rPr>
                 <w:rFonts w:ascii="宋体" w:hAnsi="宋体" w:hint="eastAsia"/>
               </w:rPr>
-              <w:t>${</w:t>
-            </w:r>
-            <w:proofErr w:type="spellStart"/>
+              <w:t>{val_score}</w:t>
+            </w:r>
+          </w:p>
+        </w:tc>
+        <w:tc>
+          <w:tcPr>
+            <w:tcW w:w="1383" w:type="dxa"/>
+          </w:tcPr>
+          <w:p>
+            <w:pPr>
+              <w:rPr>
+                <w:rFonts w:ascii="宋体" w:hAnsi="宋体"/>
+              </w:rPr>
+            </w:pPr>
+            <w:r>
+              <w:rPr>
+                <w:rFonts w:ascii="宋体" w:hAnsi="宋体"/>
+              </w:rPr>
+              <w:t>授课教师</w:t>
+            </w:r>
+          </w:p>
+        </w:tc>
+        <w:tc>
+          <w:tcPr>
+            <w:tcW w:w="1383" w:type="dxa"/>
+          </w:tcPr>
+          <w:p>
+            <w:pPr>
+              <w:rPr>
+                <w:rFonts w:ascii="宋体" w:hAnsi="宋体"/>
+              </w:rPr>
+            </w:pPr>
+            <w:r>
+              <w:rPr>
+                <w:rFonts w:ascii="宋体" w:hAnsi="宋体"/>
+              </w:rPr>
+              <w:t>{</w:t>
+            </w:r>
             <w:r>
               <w:rPr>
                 <w:rFonts w:ascii="宋体" w:hAnsi="宋体" w:hint="eastAsia"/>
               </w:rPr>
-              <w:t>val</w:t>
-            </w:r>
+              <w:t>teacher</w:t>
+            </w:r>
+            <w:r>
+              <w:rPr>
+                <w:rFonts w:ascii="宋体" w:hAnsi="宋体"/>
+              </w:rPr>
+              <w:t>}</w:t>
+            </w:r>
+          </w:p>
+        </w:tc>
+        <w:tc>
+          <w:tcPr>
+            <w:tcW w:w="1383" w:type="dxa"/>
+          </w:tcPr>
+          <w:p>
+            <w:pPr>
+              <w:rPr>
+                <w:rFonts w:ascii="宋体" w:hAnsi="宋体"/>
+              </w:rPr>
+            </w:pPr>
+            <w:r>
+              <w:rPr>
+                <w:rFonts w:ascii="宋体" w:hAnsi="宋体"/>
+              </w:rPr>
+              <w:t>考核方式</w:t>
+            </w:r>
+          </w:p>
+        </w:tc>
+        <w:tc>
+          <w:tcPr>
+            <w:tcW w:w="1383" w:type="dxa"/>
+          </w:tcPr>
+          <w:p>
+            <w:pPr>
+              <w:rPr>
+                <w:rFonts w:ascii="宋体" w:hAnsi="宋体"/>
+              </w:rPr>
+            </w:pPr>
             <w:r>
               <w:rPr>
                 <w:rFonts w:ascii="宋体" w:hAnsi="宋体" w:hint="eastAsia"/>
               </w:rPr>
-              <w:t>_</w:t>
-            </w:r>
-            <w:r>
-              <w:rPr>
-                <w:rFonts w:ascii="宋体" w:hAnsi="宋体" w:hint="eastAsia"/>
-              </w:rPr>
-              <w:t>score</w:t>
-            </w:r>
-            <w:proofErr w:type="spellEnd"/>
-            <w:r>
-              <w:rPr>
-                <w:rFonts w:ascii="宋体" w:hAnsi="宋体" w:hint="eastAsia"/>
-              </w:rPr>
-              <w:t>}</w:t>
-            </w:r>
-          </w:p>
-        </w:tc>
-        <w:tc>
-          <w:tcPr>
-            <w:tcW w:w="1383" w:type="dxa"/>
-          </w:tcPr>
-          <w:p>
-            <w:pPr>
-              <w:rPr>
-                <w:rFonts w:ascii="宋体" w:hAnsi="宋体"/>
-              </w:rPr>
-            </w:pPr>
-            <w:r>
-              <w:rPr>
-                <w:rFonts w:ascii="宋体" w:hAnsi="宋体"/>
-              </w:rPr>
-              <w:t>授课教师</w:t>
-            </w:r>
-          </w:p>
-        </w:tc>
-        <w:tc>
-          <w:tcPr>
-            <w:tcW w:w="1383" w:type="dxa"/>
-          </w:tcPr>
-          <w:p>
-            <w:pPr>
-              <w:rPr>
-                <w:rFonts w:ascii="宋体" w:hAnsi="宋体"/>
-              </w:rPr>
-            </w:pPr>
-            <w:r>
-              <w:rPr>
-                <w:rFonts w:ascii="宋体" w:hAnsi="宋体"/>
-              </w:rPr>
-              <w:t>${</w:t>
-            </w:r>
-            <w:r>
-              <w:rPr>
-                <w:rFonts w:ascii="宋体" w:hAnsi="宋体" w:hint="eastAsia"/>
-              </w:rPr>
-              <w:t>teacher</w:t>
-            </w:r>
-            <w:r>
-              <w:rPr>
-                <w:rFonts w:ascii="宋体" w:hAnsi="宋体"/>
-              </w:rPr>
-              <w:t>}</w:t>
-            </w:r>
-          </w:p>
-        </w:tc>
-        <w:tc>
-          <w:tcPr>
-            <w:tcW w:w="1383" w:type="dxa"/>
-          </w:tcPr>
-          <w:p>
-            <w:pPr>
-              <w:rPr>
-                <w:rFonts w:ascii="宋体" w:hAnsi="宋体"/>
-              </w:rPr>
-            </w:pPr>
-            <w:r>
-              <w:rPr>
-                <w:rFonts w:ascii="宋体" w:hAnsi="宋体"/>
-              </w:rPr>
-              <w:t>考核方式</w:t>
-            </w:r>
-          </w:p>
-        </w:tc>
-        <w:tc>
-          <w:tcPr>
-            <w:tcW w:w="1383" w:type="dxa"/>
-          </w:tcPr>
-          <w:p>
-            <w:pPr>
-              <w:rPr>
-                <w:rFonts w:ascii="宋体" w:hAnsi="宋体" w:hint="eastAsia"/>
-              </w:rPr>
-            </w:pPr>
-            <w:r>
-              <w:rPr>
-                <w:rFonts w:ascii="宋体" w:hAnsi="宋体" w:hint="eastAsia"/>
-              </w:rPr>
-              <w:t>${pattern}</w:t>
+              <w:t>{pattern}</w:t>
             </w:r>
           </w:p>
         </w:tc>
@@ -527,114 +427,86 @@
           <w:p>
             <w:pPr>
               <w:rPr>
+                <w:rFonts w:ascii="宋体" w:hAnsi="宋体"/>
+              </w:rPr>
+            </w:pPr>
+            <w:r>
+              <w:rPr>
                 <w:rFonts w:ascii="宋体" w:hAnsi="宋体" w:hint="eastAsia"/>
               </w:rPr>
+              <w:t>{start_time}</w:t>
+            </w:r>
+          </w:p>
+        </w:tc>
+        <w:tc>
+          <w:tcPr>
+            <w:tcW w:w="1383" w:type="dxa"/>
+          </w:tcPr>
+          <w:p>
+            <w:pPr>
+              <w:rPr>
+                <w:rFonts w:ascii="宋体" w:hAnsi="宋体"/>
+              </w:rPr>
+            </w:pPr>
+            <w:r>
+              <w:rPr>
+                <w:rFonts w:ascii="宋体" w:hAnsi="宋体"/>
+              </w:rPr>
+              <w:t>授课班级</w:t>
+            </w:r>
+          </w:p>
+        </w:tc>
+        <w:tc>
+          <w:tcPr>
+            <w:tcW w:w="1383" w:type="dxa"/>
+          </w:tcPr>
+          <w:p>
+            <w:pPr>
+              <w:rPr>
+                <w:rFonts w:ascii="宋体" w:hAnsi="宋体"/>
+              </w:rPr>
             </w:pPr>
             <w:r>
               <w:rPr>
                 <w:rFonts w:ascii="宋体" w:hAnsi="宋体" w:hint="eastAsia"/>
               </w:rPr>
-              <w:t>${</w:t>
-            </w:r>
-            <w:proofErr w:type="spellStart"/>
+              <w:t>{class}</w:t>
+            </w:r>
+          </w:p>
+        </w:tc>
+        <w:tc>
+          <w:tcPr>
+            <w:tcW w:w="1383" w:type="dxa"/>
+          </w:tcPr>
+          <w:p>
+            <w:pPr>
+              <w:rPr>
+                <w:rFonts w:ascii="宋体" w:hAnsi="宋体"/>
+              </w:rPr>
+            </w:pPr>
+            <w:r>
+              <w:rPr>
+                <w:rFonts w:ascii="宋体" w:hAnsi="宋体"/>
+              </w:rPr>
+              <w:t>学生人数</w:t>
+            </w:r>
+          </w:p>
+        </w:tc>
+        <w:tc>
+          <w:tcPr>
+            <w:tcW w:w="1383" w:type="dxa"/>
+          </w:tcPr>
+          <w:p>
+            <w:pPr>
+              <w:rPr>
+                <w:rFonts w:ascii="宋体" w:hAnsi="宋体"/>
+              </w:rPr>
+            </w:pPr>
             <w:r>
               <w:rPr>
                 <w:rFonts w:ascii="宋体" w:hAnsi="宋体" w:hint="eastAsia"/>
               </w:rPr>
-              <w:t>start_time</w:t>
-            </w:r>
-            <w:proofErr w:type="spellEnd"/>
-            <w:r>
-              <w:rPr>
-                <w:rFonts w:ascii="宋体" w:hAnsi="宋体" w:hint="eastAsia"/>
-              </w:rPr>
-              <w:t>}</w:t>
-            </w:r>
-          </w:p>
-        </w:tc>
-        <w:tc>
-          <w:tcPr>
-            <w:tcW w:w="1383" w:type="dxa"/>
-          </w:tcPr>
-          <w:p>
-            <w:pPr>
-              <w:rPr>
-                <w:rFonts w:ascii="宋体" w:hAnsi="宋体"/>
-              </w:rPr>
-            </w:pPr>
-            <w:r>
-              <w:rPr>
-                <w:rFonts w:ascii="宋体" w:hAnsi="宋体"/>
-              </w:rPr>
-              <w:t>授课班级</w:t>
-            </w:r>
-          </w:p>
-        </w:tc>
-        <w:tc>
-          <w:tcPr>
-            <w:tcW w:w="1383" w:type="dxa"/>
-          </w:tcPr>
-          <w:p>
-            <w:pPr>
-              <w:rPr>
-                <w:rFonts w:ascii="宋体" w:hAnsi="宋体" w:hint="eastAsia"/>
-              </w:rPr>
-            </w:pPr>
-            <w:r>
-              <w:rPr>
-                <w:rFonts w:ascii="宋体" w:hAnsi="宋体" w:hint="eastAsia"/>
-              </w:rPr>
-              <w:t>${class}</w:t>
-            </w:r>
-          </w:p>
-        </w:tc>
-        <w:tc>
-          <w:tcPr>
-            <w:tcW w:w="1383" w:type="dxa"/>
-          </w:tcPr>
-          <w:p>
-            <w:pPr>
-              <w:rPr>
-                <w:rFonts w:ascii="宋体" w:hAnsi="宋体"/>
-              </w:rPr>
-            </w:pPr>
-            <w:r>
-              <w:rPr>
-                <w:rFonts w:ascii="宋体" w:hAnsi="宋体"/>
-              </w:rPr>
-              <w:t>学生人数</w:t>
-            </w:r>
-          </w:p>
-        </w:tc>
-        <w:tc>
-          <w:tcPr>
-            <w:tcW w:w="1383" w:type="dxa"/>
-          </w:tcPr>
-          <w:p>
-            <w:pPr>
-              <w:rPr>
-                <w:rFonts w:ascii="宋体" w:hAnsi="宋体" w:hint="eastAsia"/>
-              </w:rPr>
-            </w:pPr>
-            <w:r>
-              <w:rPr>
-                <w:rFonts w:ascii="宋体" w:hAnsi="宋体" w:hint="eastAsia"/>
-              </w:rPr>
-              <w:t>${</w:t>
-            </w:r>
-            <w:proofErr w:type="spellStart"/>
-            <w:r>
-              <w:rPr>
-                <w:rFonts w:ascii="宋体" w:hAnsi="宋体" w:hint="eastAsia"/>
-              </w:rPr>
-              <w:t>stu_num</w:t>
-            </w:r>
-            <w:proofErr w:type="spellEnd"/>
-            <w:r>
-              <w:rPr>
-                <w:rFonts w:ascii="宋体" w:hAnsi="宋体" w:hint="eastAsia"/>
-              </w:rPr>
-              <w:t>}</w:t>
+              <w:t>{stu_num}</w:t>
             </w:r>
           </w:p>
         </w:tc>
@@ -665,128 +537,86 @@
           <w:p>
             <w:pPr>
               <w:rPr>
+                <w:rFonts w:ascii="宋体" w:hAnsi="宋体"/>
+              </w:rPr>
+            </w:pPr>
+            <w:r>
+              <w:rPr>
                 <w:rFonts w:ascii="宋体" w:hAnsi="宋体" w:hint="eastAsia"/>
               </w:rPr>
+              <w:t>{ave_per_total}</w:t>
+            </w:r>
+          </w:p>
+        </w:tc>
+        <w:tc>
+          <w:tcPr>
+            <w:tcW w:w="1383" w:type="dxa"/>
+          </w:tcPr>
+          <w:p>
+            <w:pPr>
+              <w:rPr>
+                <w:rFonts w:ascii="宋体" w:hAnsi="宋体"/>
+              </w:rPr>
+            </w:pPr>
+            <w:r>
+              <w:rPr>
+                <w:rFonts w:ascii="宋体" w:hAnsi="宋体"/>
+              </w:rPr>
+              <w:t>评价人</w:t>
+            </w:r>
+          </w:p>
+        </w:tc>
+        <w:tc>
+          <w:tcPr>
+            <w:tcW w:w="1383" w:type="dxa"/>
+          </w:tcPr>
+          <w:p>
+            <w:pPr>
+              <w:rPr>
+                <w:rFonts w:ascii="宋体" w:hAnsi="宋体"/>
+              </w:rPr>
             </w:pPr>
             <w:r>
               <w:rPr>
                 <w:rFonts w:ascii="宋体" w:hAnsi="宋体" w:hint="eastAsia"/>
               </w:rPr>
-              <w:t>${</w:t>
-            </w:r>
-            <w:proofErr w:type="spellStart"/>
+              <w:t>{user_name}</w:t>
+            </w:r>
+          </w:p>
+        </w:tc>
+        <w:tc>
+          <w:tcPr>
+            <w:tcW w:w="1383" w:type="dxa"/>
+          </w:tcPr>
+          <w:p>
+            <w:pPr>
+              <w:rPr>
+                <w:rFonts w:ascii="宋体" w:hAnsi="宋体"/>
+              </w:rPr>
+            </w:pPr>
+            <w:r>
+              <w:rPr>
+                <w:rFonts w:ascii="宋体" w:hAnsi="宋体"/>
+              </w:rPr>
+              <w:t>评价时间</w:t>
+            </w:r>
+          </w:p>
+        </w:tc>
+        <w:tc>
+          <w:tcPr>
+            <w:tcW w:w="1383" w:type="dxa"/>
+          </w:tcPr>
+          <w:p>
+            <w:pPr>
+              <w:rPr>
+                <w:rFonts w:ascii="宋体" w:hAnsi="宋体"/>
+              </w:rPr>
+            </w:pPr>
             <w:r>
               <w:rPr>
                 <w:rFonts w:ascii="宋体" w:hAnsi="宋体" w:hint="eastAsia"/>
               </w:rPr>
-              <w:t>ave_per_total</w:t>
-            </w:r>
-            <w:proofErr w:type="spellEnd"/>
-            <w:r>
-              <w:rPr>
-                <w:rFonts w:ascii="宋体" w:hAnsi="宋体" w:hint="eastAsia"/>
-              </w:rPr>
-              <w:t>}</w:t>
-            </w:r>
-          </w:p>
-        </w:tc>
-        <w:tc>
-          <w:tcPr>
-            <w:tcW w:w="1383" w:type="dxa"/>
-          </w:tcPr>
-          <w:p>
-            <w:pPr>
-              <w:rPr>
-                <w:rFonts w:ascii="宋体" w:hAnsi="宋体"/>
-              </w:rPr>
-            </w:pPr>
-            <w:r>
-              <w:rPr>
-                <w:rFonts w:ascii="宋体" w:hAnsi="宋体"/>
-              </w:rPr>
-              <w:t>评价人</w:t>
-            </w:r>
-          </w:p>
-        </w:tc>
-        <w:tc>
-          <w:tcPr>
-            <w:tcW w:w="1383" w:type="dxa"/>
-          </w:tcPr>
-          <w:p>
-            <w:pPr>
-              <w:rPr>
-                <w:rFonts w:ascii="宋体" w:hAnsi="宋体" w:hint="eastAsia"/>
-              </w:rPr>
-            </w:pPr>
-            <w:r>
-              <w:rPr>
-                <w:rFonts w:ascii="宋体" w:hAnsi="宋体" w:hint="eastAsia"/>
-              </w:rPr>
-              <w:t>${</w:t>
-            </w:r>
-            <w:proofErr w:type="spellStart"/>
-            <w:r>
-              <w:rPr>
-                <w:rFonts w:ascii="宋体" w:hAnsi="宋体" w:hint="eastAsia"/>
-              </w:rPr>
-              <w:t>user_name</w:t>
-            </w:r>
-            <w:proofErr w:type="spellEnd"/>
-            <w:r>
-              <w:rPr>
-                <w:rFonts w:ascii="宋体" w:hAnsi="宋体" w:hint="eastAsia"/>
-              </w:rPr>
-              <w:t>}</w:t>
-            </w:r>
-          </w:p>
-        </w:tc>
-        <w:tc>
-          <w:tcPr>
-            <w:tcW w:w="1383" w:type="dxa"/>
-          </w:tcPr>
-          <w:p>
-            <w:pPr>
-              <w:rPr>
-                <w:rFonts w:ascii="宋体" w:hAnsi="宋体"/>
-              </w:rPr>
-            </w:pPr>
-            <w:r>
-              <w:rPr>
-                <w:rFonts w:ascii="宋体" w:hAnsi="宋体"/>
-              </w:rPr>
-              <w:t>评价时间</w:t>
-            </w:r>
-          </w:p>
-        </w:tc>
-        <w:tc>
-          <w:tcPr>
-            <w:tcW w:w="1383" w:type="dxa"/>
-          </w:tcPr>
-          <w:p>
-            <w:pPr>
-              <w:rPr>
-                <w:rFonts w:ascii="宋体" w:hAnsi="宋体" w:hint="eastAsia"/>
-              </w:rPr>
-            </w:pPr>
-            <w:r>
-              <w:rPr>
-                <w:rFonts w:ascii="宋体" w:hAnsi="宋体" w:hint="eastAsia"/>
-              </w:rPr>
-              <w:t>${</w:t>
-            </w:r>
-            <w:proofErr w:type="spellStart"/>
-            <w:r>
-              <w:rPr>
-                <w:rFonts w:ascii="宋体" w:hAnsi="宋体" w:hint="eastAsia"/>
-              </w:rPr>
-              <w:t>current_time</w:t>
-            </w:r>
-            <w:proofErr w:type="spellEnd"/>
-            <w:r>
-              <w:rPr>
-                <w:rFonts w:ascii="宋体" w:hAnsi="宋体" w:hint="eastAsia"/>
-              </w:rPr>
-              <w:t>}</w:t>
+              <w:t>{current_time}</w:t>
             </w:r>
           </w:p>
         </w:tc>
@@ -961,7 +791,7 @@
           <w:p>
             <w:pPr>
               <w:rPr>
-                <w:rFonts w:ascii="宋体" w:hAnsi="宋体" w:hint="eastAsia"/>
+                <w:rFonts w:ascii="宋体" w:hAnsi="宋体"/>
                 <w:color w:val="FF0000"/>
               </w:rPr>
             </w:pPr>
@@ -1096,784 +926,22 @@
         <w:t>1.定量评价</w:t>
       </w:r>
     </w:p>
-    <w:tbl>
-      <w:tblPr>
-        <w:tblStyle w:val="a7"/>
-        <w:tblW w:w="0" w:type="auto"/>
-        <w:tblLook w:val="04A0" w:firstRow="1" w:lastRow="0" w:firstColumn="1" w:lastColumn="0" w:noHBand="0" w:noVBand="1"/>
-      </w:tblPr>
-      <w:tblGrid>
-        <w:gridCol w:w="1163"/>
-        <w:gridCol w:w="1106"/>
-        <w:gridCol w:w="778"/>
-        <w:gridCol w:w="863"/>
-        <w:gridCol w:w="1230"/>
-        <w:gridCol w:w="3156"/>
-      </w:tblGrid>
-      <w:tr>
-        <w:tc>
-          <w:tcPr>
-            <w:tcW w:w="1163" w:type="dxa"/>
-          </w:tcPr>
-          <w:p>
-            <w:pPr>
-              <w:rPr>
-                <w:rFonts w:ascii="宋体" w:hAnsi="宋体"/>
-                <w:color w:val="000000" w:themeColor="text1"/>
-                <w:szCs w:val="21"/>
-              </w:rPr>
-            </w:pPr>
-            <w:r>
-              <w:rPr>
-                <w:rFonts w:ascii="宋体" w:hAnsi="宋体"/>
-                <w:szCs w:val="21"/>
-              </w:rPr>
-              <w:t>课程目标</w:t>
-            </w:r>
-          </w:p>
-        </w:tc>
-        <w:tc>
-          <w:tcPr>
-            <w:tcW w:w="1106" w:type="dxa"/>
-          </w:tcPr>
-          <w:p>
-            <w:pPr>
-              <w:rPr>
-                <w:rFonts w:ascii="宋体" w:hAnsi="宋体"/>
-                <w:color w:val="000000" w:themeColor="text1"/>
-                <w:szCs w:val="21"/>
-              </w:rPr>
-            </w:pPr>
-            <w:r>
-              <w:rPr>
-                <w:rFonts w:ascii="宋体" w:hAnsi="宋体"/>
-                <w:szCs w:val="21"/>
-              </w:rPr>
-              <w:t>评价方式</w:t>
-            </w:r>
-          </w:p>
-        </w:tc>
-        <w:tc>
-          <w:tcPr>
-            <w:tcW w:w="778" w:type="dxa"/>
-          </w:tcPr>
-          <w:p>
-            <w:pPr>
-              <w:rPr>
-                <w:rFonts w:ascii="宋体" w:hAnsi="宋体"/>
-                <w:color w:val="000000" w:themeColor="text1"/>
-                <w:szCs w:val="21"/>
-              </w:rPr>
-            </w:pPr>
-            <w:r>
-              <w:rPr>
-                <w:rFonts w:ascii="宋体" w:hAnsi="宋体"/>
-                <w:szCs w:val="21"/>
-              </w:rPr>
-              <w:t>权重</w:t>
-            </w:r>
-          </w:p>
-        </w:tc>
-        <w:tc>
-          <w:tcPr>
-            <w:tcW w:w="863" w:type="dxa"/>
-          </w:tcPr>
-          <w:p>
-            <w:pPr>
-              <w:rPr>
-                <w:rFonts w:ascii="宋体" w:hAnsi="宋体"/>
-                <w:color w:val="000000" w:themeColor="text1"/>
-                <w:szCs w:val="21"/>
-              </w:rPr>
-            </w:pPr>
-            <w:r>
-              <w:rPr>
-                <w:rFonts w:ascii="宋体" w:hAnsi="宋体"/>
-                <w:szCs w:val="21"/>
-              </w:rPr>
-              <w:t>总分值</w:t>
-            </w:r>
-          </w:p>
-        </w:tc>
-        <w:tc>
-          <w:tcPr>
-            <w:tcW w:w="1230" w:type="dxa"/>
-          </w:tcPr>
-          <w:p>
-            <w:pPr>
-              <w:rPr>
-                <w:rFonts w:ascii="宋体" w:hAnsi="宋体"/>
-                <w:color w:val="000000" w:themeColor="text1"/>
-                <w:szCs w:val="21"/>
-              </w:rPr>
-            </w:pPr>
-            <w:r>
-              <w:rPr>
-                <w:rFonts w:ascii="宋体" w:hAnsi="宋体"/>
-                <w:szCs w:val="21"/>
-              </w:rPr>
-              <w:t>平均得分</w:t>
-            </w:r>
-          </w:p>
-        </w:tc>
-        <w:tc>
-          <w:tcPr>
-            <w:tcW w:w="3156" w:type="dxa"/>
-          </w:tcPr>
-          <w:p>
-            <w:pPr>
-              <w:rPr>
-                <w:rFonts w:ascii="宋体" w:hAnsi="宋体"/>
-                <w:color w:val="000000" w:themeColor="text1"/>
-                <w:szCs w:val="21"/>
-              </w:rPr>
-            </w:pPr>
-            <w:r>
-              <w:rPr>
-                <w:rFonts w:ascii="宋体" w:hAnsi="宋体"/>
-                <w:szCs w:val="21"/>
-              </w:rPr>
-              <w:t>达成情况</w:t>
-            </w:r>
-          </w:p>
-        </w:tc>
-      </w:tr>
-      <w:tr>
-        <w:tc>
-          <w:tcPr>
-            <w:tcW w:w="1163" w:type="dxa"/>
-            <w:vMerge w:val="restart"/>
-            <w:vAlign w:val="center"/>
-          </w:tcPr>
-          <w:p>
-            <w:pPr>
-              <w:rPr>
-                <w:rFonts w:ascii="宋体" w:hAnsi="宋体"/>
-                <w:color w:val="FF0000"/>
-                <w:szCs w:val="21"/>
-              </w:rPr>
-            </w:pPr>
-            <w:r>
-              <w:rPr>
-                <w:rFonts w:ascii="宋体" w:hAnsi="宋体" w:hint="eastAsia"/>
-                <w:color w:val="FF0000"/>
-                <w:szCs w:val="21"/>
-              </w:rPr>
-              <w:t>课程目标1</w:t>
-            </w:r>
-          </w:p>
-        </w:tc>
-        <w:tc>
-          <w:tcPr>
-            <w:tcW w:w="1106" w:type="dxa"/>
-          </w:tcPr>
-          <w:p>
-            <w:pPr>
-              <w:rPr>
-                <w:rFonts w:ascii="宋体" w:hAnsi="宋体"/>
-                <w:color w:val="FF0000"/>
-                <w:szCs w:val="21"/>
-              </w:rPr>
-            </w:pPr>
-            <w:r>
-              <w:rPr>
-                <w:rFonts w:ascii="宋体" w:hAnsi="宋体" w:hint="eastAsia"/>
-                <w:color w:val="FF0000"/>
-                <w:szCs w:val="21"/>
-              </w:rPr>
-              <w:t>平时</w:t>
-            </w:r>
-          </w:p>
-        </w:tc>
-        <w:tc>
-          <w:tcPr>
-            <w:tcW w:w="778" w:type="dxa"/>
-          </w:tcPr>
-          <w:p>
-            <w:pPr>
-              <w:rPr>
-                <w:rFonts w:ascii="宋体" w:hAnsi="宋体"/>
-                <w:color w:val="FF0000"/>
-                <w:szCs w:val="21"/>
-              </w:rPr>
-            </w:pPr>
-            <w:r>
-              <w:rPr>
-                <w:rFonts w:ascii="宋体" w:hAnsi="宋体" w:hint="eastAsia"/>
-                <w:color w:val="FF0000"/>
-                <w:szCs w:val="21"/>
-              </w:rPr>
-              <w:t>0</w:t>
-            </w:r>
-            <w:r>
-              <w:rPr>
-                <w:rFonts w:ascii="宋体" w:hAnsi="宋体"/>
-                <w:color w:val="FF0000"/>
-                <w:szCs w:val="21"/>
-              </w:rPr>
-              <w:t>.3</w:t>
-            </w:r>
-          </w:p>
-        </w:tc>
-        <w:tc>
-          <w:tcPr>
-            <w:tcW w:w="863" w:type="dxa"/>
-          </w:tcPr>
-          <w:p>
-            <w:pPr>
-              <w:rPr>
-                <w:rFonts w:ascii="宋体" w:hAnsi="宋体"/>
-                <w:color w:val="FF0000"/>
-                <w:szCs w:val="21"/>
-              </w:rPr>
-            </w:pPr>
-            <w:r>
-              <w:rPr>
-                <w:rFonts w:ascii="宋体" w:hAnsi="宋体" w:hint="eastAsia"/>
-                <w:color w:val="FF0000"/>
-                <w:szCs w:val="21"/>
-              </w:rPr>
-              <w:t>1</w:t>
-            </w:r>
-            <w:r>
-              <w:rPr>
-                <w:rFonts w:ascii="宋体" w:hAnsi="宋体"/>
-                <w:color w:val="FF0000"/>
-                <w:szCs w:val="21"/>
-              </w:rPr>
-              <w:t>5</w:t>
-            </w:r>
-          </w:p>
-        </w:tc>
-        <w:tc>
-          <w:tcPr>
-            <w:tcW w:w="1230" w:type="dxa"/>
-          </w:tcPr>
-          <w:p>
-            <w:pPr>
-              <w:rPr>
-                <w:rFonts w:ascii="宋体" w:hAnsi="宋体"/>
-                <w:color w:val="FF0000"/>
-                <w:szCs w:val="21"/>
-              </w:rPr>
-            </w:pPr>
-            <w:r>
-              <w:rPr>
-                <w:rFonts w:ascii="宋体" w:hAnsi="宋体"/>
-                <w:color w:val="FF0000"/>
-                <w:szCs w:val="21"/>
-              </w:rPr>
-              <w:t>13.2</w:t>
-            </w:r>
-          </w:p>
-        </w:tc>
-        <w:tc>
-          <w:tcPr>
-            <w:tcW w:w="3156" w:type="dxa"/>
-            <w:vMerge w:val="restart"/>
-            <w:vAlign w:val="center"/>
-          </w:tcPr>
-          <w:p>
-            <w:pPr>
-              <w:rPr>
-                <w:rFonts w:ascii="宋体" w:hAnsi="宋体"/>
-                <w:color w:val="FF0000"/>
-                <w:szCs w:val="21"/>
-              </w:rPr>
-            </w:pPr>
-            <w:r>
-              <w:rPr>
-                <w:rFonts w:ascii="宋体" w:hAnsi="宋体" w:hint="eastAsia"/>
-                <w:color w:val="FF0000"/>
-                <w:szCs w:val="21"/>
-              </w:rPr>
-              <w:t>0</w:t>
-            </w:r>
-            <w:r>
-              <w:rPr>
-                <w:rFonts w:ascii="宋体" w:hAnsi="宋体"/>
-                <w:color w:val="FF0000"/>
-                <w:szCs w:val="21"/>
-              </w:rPr>
-              <w:t>.871=13.2/15*0.3+8.9/10*0.3</w:t>
-            </w:r>
-          </w:p>
-          <w:p>
-            <w:pPr>
-              <w:ind w:firstLineChars="300" w:firstLine="600"/>
-              <w:rPr>
-                <w:rFonts w:ascii="宋体" w:hAnsi="宋体"/>
-                <w:color w:val="000000" w:themeColor="text1"/>
-                <w:szCs w:val="21"/>
-              </w:rPr>
-            </w:pPr>
-            <w:r>
-              <w:rPr>
-                <w:rFonts w:ascii="宋体" w:hAnsi="宋体"/>
-                <w:color w:val="FF0000"/>
-                <w:szCs w:val="21"/>
-              </w:rPr>
-              <w:t>+17/20*0.4</w:t>
-            </w:r>
-          </w:p>
-        </w:tc>
-      </w:tr>
-      <w:tr>
-        <w:tc>
-          <w:tcPr>
-            <w:tcW w:w="1163" w:type="dxa"/>
-            <w:vMerge/>
-          </w:tcPr>
-          <w:p>
-            <w:pPr>
-              <w:rPr>
-                <w:rFonts w:ascii="宋体" w:hAnsi="宋体"/>
-                <w:color w:val="FF0000"/>
-                <w:szCs w:val="21"/>
-              </w:rPr>
-            </w:pPr>
-          </w:p>
-        </w:tc>
-        <w:tc>
-          <w:tcPr>
-            <w:tcW w:w="1106" w:type="dxa"/>
-          </w:tcPr>
-          <w:p>
-            <w:pPr>
-              <w:rPr>
-                <w:rFonts w:ascii="宋体" w:hAnsi="宋体"/>
-                <w:color w:val="FF0000"/>
-                <w:szCs w:val="21"/>
-              </w:rPr>
-            </w:pPr>
-            <w:r>
-              <w:rPr>
-                <w:rFonts w:ascii="宋体" w:hAnsi="宋体" w:hint="eastAsia"/>
-                <w:color w:val="FF0000"/>
-                <w:szCs w:val="21"/>
-              </w:rPr>
-              <w:t>实验</w:t>
-            </w:r>
-          </w:p>
-        </w:tc>
-        <w:tc>
-          <w:tcPr>
-            <w:tcW w:w="778" w:type="dxa"/>
-          </w:tcPr>
-          <w:p>
-            <w:pPr>
-              <w:rPr>
-                <w:rFonts w:ascii="宋体" w:hAnsi="宋体"/>
-                <w:color w:val="FF0000"/>
-                <w:szCs w:val="21"/>
-              </w:rPr>
-            </w:pPr>
-            <w:r>
-              <w:rPr>
-                <w:rFonts w:ascii="宋体" w:hAnsi="宋体" w:hint="eastAsia"/>
-                <w:color w:val="FF0000"/>
-                <w:szCs w:val="21"/>
-              </w:rPr>
-              <w:t>0</w:t>
-            </w:r>
-            <w:r>
-              <w:rPr>
-                <w:rFonts w:ascii="宋体" w:hAnsi="宋体"/>
-                <w:color w:val="FF0000"/>
-                <w:szCs w:val="21"/>
-              </w:rPr>
-              <w:t>.3</w:t>
-            </w:r>
-          </w:p>
-        </w:tc>
-        <w:tc>
-          <w:tcPr>
-            <w:tcW w:w="863" w:type="dxa"/>
-          </w:tcPr>
-          <w:p>
-            <w:pPr>
-              <w:rPr>
-                <w:rFonts w:ascii="宋体" w:hAnsi="宋体"/>
-                <w:color w:val="FF0000"/>
-                <w:szCs w:val="21"/>
-              </w:rPr>
-            </w:pPr>
-            <w:r>
-              <w:rPr>
-                <w:rFonts w:ascii="宋体" w:hAnsi="宋体" w:hint="eastAsia"/>
-                <w:color w:val="FF0000"/>
-                <w:szCs w:val="21"/>
-              </w:rPr>
-              <w:t>1</w:t>
-            </w:r>
-            <w:r>
-              <w:rPr>
-                <w:rFonts w:ascii="宋体" w:hAnsi="宋体"/>
-                <w:color w:val="FF0000"/>
-                <w:szCs w:val="21"/>
-              </w:rPr>
-              <w:t>0</w:t>
-            </w:r>
-          </w:p>
-        </w:tc>
-        <w:tc>
-          <w:tcPr>
-            <w:tcW w:w="1230" w:type="dxa"/>
-          </w:tcPr>
-          <w:p>
-            <w:pPr>
-              <w:rPr>
-                <w:rFonts w:ascii="宋体" w:hAnsi="宋体"/>
-                <w:color w:val="FF0000"/>
-                <w:szCs w:val="21"/>
-              </w:rPr>
-            </w:pPr>
-            <w:r>
-              <w:rPr>
-                <w:rFonts w:ascii="宋体" w:hAnsi="宋体"/>
-                <w:color w:val="FF0000"/>
-                <w:szCs w:val="21"/>
-              </w:rPr>
-              <w:t>8.9</w:t>
-            </w:r>
-          </w:p>
-        </w:tc>
-        <w:tc>
-          <w:tcPr>
-            <w:tcW w:w="3156" w:type="dxa"/>
-            <w:vMerge/>
-          </w:tcPr>
-          <w:p>
-            <w:pPr>
-              <w:rPr>
-                <w:rFonts w:ascii="宋体" w:hAnsi="宋体"/>
-                <w:color w:val="000000" w:themeColor="text1"/>
-                <w:szCs w:val="21"/>
-              </w:rPr>
-            </w:pPr>
-          </w:p>
-        </w:tc>
-      </w:tr>
-      <w:tr>
-        <w:tc>
-          <w:tcPr>
-            <w:tcW w:w="1163" w:type="dxa"/>
-            <w:vMerge/>
-          </w:tcPr>
-          <w:p>
-            <w:pPr>
-              <w:rPr>
-                <w:rFonts w:ascii="宋体" w:hAnsi="宋体"/>
-                <w:color w:val="FF0000"/>
-                <w:szCs w:val="21"/>
-              </w:rPr>
-            </w:pPr>
-          </w:p>
-        </w:tc>
-        <w:tc>
-          <w:tcPr>
-            <w:tcW w:w="1106" w:type="dxa"/>
-          </w:tcPr>
-          <w:p>
-            <w:pPr>
-              <w:rPr>
-                <w:rFonts w:ascii="宋体" w:hAnsi="宋体"/>
-                <w:color w:val="FF0000"/>
-                <w:szCs w:val="21"/>
-              </w:rPr>
-            </w:pPr>
-            <w:r>
-              <w:rPr>
-                <w:rFonts w:ascii="宋体" w:hAnsi="宋体" w:hint="eastAsia"/>
-                <w:color w:val="FF0000"/>
-                <w:szCs w:val="21"/>
-              </w:rPr>
-              <w:t>期末考试</w:t>
-            </w:r>
-          </w:p>
-        </w:tc>
-        <w:tc>
-          <w:tcPr>
-            <w:tcW w:w="778" w:type="dxa"/>
-          </w:tcPr>
-          <w:p>
-            <w:pPr>
-              <w:rPr>
-                <w:rFonts w:ascii="宋体" w:hAnsi="宋体"/>
-                <w:color w:val="FF0000"/>
-                <w:szCs w:val="21"/>
-              </w:rPr>
-            </w:pPr>
-            <w:r>
-              <w:rPr>
-                <w:rFonts w:ascii="宋体" w:hAnsi="宋体" w:hint="eastAsia"/>
-                <w:color w:val="FF0000"/>
-                <w:szCs w:val="21"/>
-              </w:rPr>
-              <w:t>0</w:t>
-            </w:r>
-            <w:r>
-              <w:rPr>
-                <w:rFonts w:ascii="宋体" w:hAnsi="宋体"/>
-                <w:color w:val="FF0000"/>
-                <w:szCs w:val="21"/>
-              </w:rPr>
-              <w:t>.4</w:t>
-            </w:r>
-          </w:p>
-        </w:tc>
-        <w:tc>
-          <w:tcPr>
-            <w:tcW w:w="863" w:type="dxa"/>
-          </w:tcPr>
-          <w:p>
-            <w:pPr>
-              <w:rPr>
-                <w:rFonts w:ascii="宋体" w:hAnsi="宋体"/>
-                <w:color w:val="FF0000"/>
-                <w:szCs w:val="21"/>
-              </w:rPr>
-            </w:pPr>
-            <w:r>
-              <w:rPr>
-                <w:rFonts w:ascii="宋体" w:hAnsi="宋体" w:hint="eastAsia"/>
-                <w:color w:val="FF0000"/>
-                <w:szCs w:val="21"/>
-              </w:rPr>
-              <w:t>2</w:t>
-            </w:r>
-            <w:r>
-              <w:rPr>
-                <w:rFonts w:ascii="宋体" w:hAnsi="宋体"/>
-                <w:color w:val="FF0000"/>
-                <w:szCs w:val="21"/>
-              </w:rPr>
-              <w:t>0</w:t>
-            </w:r>
-          </w:p>
-        </w:tc>
-        <w:tc>
-          <w:tcPr>
-            <w:tcW w:w="1230" w:type="dxa"/>
-          </w:tcPr>
-          <w:p>
-            <w:pPr>
-              <w:rPr>
-                <w:rFonts w:ascii="宋体" w:hAnsi="宋体"/>
-                <w:color w:val="FF0000"/>
-                <w:szCs w:val="21"/>
-              </w:rPr>
-            </w:pPr>
-            <w:r>
-              <w:rPr>
-                <w:rFonts w:ascii="宋体" w:hAnsi="宋体" w:hint="eastAsia"/>
-                <w:color w:val="FF0000"/>
-                <w:szCs w:val="21"/>
-              </w:rPr>
-              <w:t>1</w:t>
-            </w:r>
-            <w:r>
-              <w:rPr>
-                <w:rFonts w:ascii="宋体" w:hAnsi="宋体"/>
-                <w:color w:val="FF0000"/>
-                <w:szCs w:val="21"/>
-              </w:rPr>
-              <w:t>7</w:t>
-            </w:r>
-          </w:p>
-        </w:tc>
-        <w:tc>
-          <w:tcPr>
-            <w:tcW w:w="3156" w:type="dxa"/>
-            <w:vMerge/>
-          </w:tcPr>
-          <w:p>
-            <w:pPr>
-              <w:rPr>
-                <w:rFonts w:ascii="宋体" w:hAnsi="宋体"/>
-                <w:color w:val="000000" w:themeColor="text1"/>
-                <w:szCs w:val="21"/>
-              </w:rPr>
-            </w:pPr>
-          </w:p>
-        </w:tc>
-      </w:tr>
-      <w:tr>
-        <w:tc>
-          <w:tcPr>
-            <w:tcW w:w="1163" w:type="dxa"/>
-          </w:tcPr>
-          <w:p>
-            <w:pPr>
-              <w:rPr>
-                <w:rFonts w:ascii="宋体" w:hAnsi="宋体"/>
-                <w:color w:val="000000" w:themeColor="text1"/>
-                <w:szCs w:val="21"/>
-              </w:rPr>
-            </w:pPr>
-          </w:p>
-        </w:tc>
-        <w:tc>
-          <w:tcPr>
-            <w:tcW w:w="1106" w:type="dxa"/>
-          </w:tcPr>
-          <w:p>
-            <w:pPr>
-              <w:rPr>
-                <w:rFonts w:ascii="宋体" w:hAnsi="宋体"/>
-                <w:color w:val="000000" w:themeColor="text1"/>
-                <w:szCs w:val="21"/>
-              </w:rPr>
-            </w:pPr>
-          </w:p>
-        </w:tc>
-        <w:tc>
-          <w:tcPr>
-            <w:tcW w:w="778" w:type="dxa"/>
-          </w:tcPr>
-          <w:p>
-            <w:pPr>
-              <w:rPr>
-                <w:rFonts w:ascii="宋体" w:hAnsi="宋体"/>
-                <w:color w:val="000000" w:themeColor="text1"/>
-                <w:szCs w:val="21"/>
-              </w:rPr>
-            </w:pPr>
-          </w:p>
-        </w:tc>
-        <w:tc>
-          <w:tcPr>
-            <w:tcW w:w="863" w:type="dxa"/>
-          </w:tcPr>
-          <w:p>
-            <w:pPr>
-              <w:rPr>
-                <w:rFonts w:ascii="宋体" w:hAnsi="宋体"/>
-                <w:color w:val="000000" w:themeColor="text1"/>
-                <w:szCs w:val="21"/>
-              </w:rPr>
-            </w:pPr>
-          </w:p>
-        </w:tc>
-        <w:tc>
-          <w:tcPr>
-            <w:tcW w:w="1230" w:type="dxa"/>
-          </w:tcPr>
-          <w:p>
-            <w:pPr>
-              <w:rPr>
-                <w:rFonts w:ascii="宋体" w:hAnsi="宋体"/>
-                <w:color w:val="000000" w:themeColor="text1"/>
-                <w:szCs w:val="21"/>
-              </w:rPr>
-            </w:pPr>
-          </w:p>
-        </w:tc>
-        <w:tc>
-          <w:tcPr>
-            <w:tcW w:w="3156" w:type="dxa"/>
-          </w:tcPr>
-          <w:p>
-            <w:pPr>
-              <w:rPr>
-                <w:rFonts w:ascii="宋体" w:hAnsi="宋体"/>
-                <w:color w:val="000000" w:themeColor="text1"/>
-                <w:szCs w:val="21"/>
-              </w:rPr>
-            </w:pPr>
-          </w:p>
-        </w:tc>
-      </w:tr>
-      <w:tr>
-        <w:tc>
-          <w:tcPr>
-            <w:tcW w:w="1163" w:type="dxa"/>
-          </w:tcPr>
-          <w:p>
-            <w:pPr>
-              <w:rPr>
-                <w:rFonts w:ascii="宋体" w:hAnsi="宋体"/>
-                <w:color w:val="000000" w:themeColor="text1"/>
-                <w:szCs w:val="21"/>
-              </w:rPr>
-            </w:pPr>
-          </w:p>
-        </w:tc>
-        <w:tc>
-          <w:tcPr>
-            <w:tcW w:w="1106" w:type="dxa"/>
-          </w:tcPr>
-          <w:p>
-            <w:pPr>
-              <w:rPr>
-                <w:rFonts w:ascii="宋体" w:hAnsi="宋体"/>
-                <w:color w:val="000000" w:themeColor="text1"/>
-                <w:szCs w:val="21"/>
-              </w:rPr>
-            </w:pPr>
-          </w:p>
-        </w:tc>
-        <w:tc>
-          <w:tcPr>
-            <w:tcW w:w="778" w:type="dxa"/>
-          </w:tcPr>
-          <w:p>
-            <w:pPr>
-              <w:rPr>
-                <w:rFonts w:ascii="宋体" w:hAnsi="宋体"/>
-                <w:color w:val="000000" w:themeColor="text1"/>
-                <w:szCs w:val="21"/>
-              </w:rPr>
-            </w:pPr>
-          </w:p>
-        </w:tc>
-        <w:tc>
-          <w:tcPr>
-            <w:tcW w:w="863" w:type="dxa"/>
-          </w:tcPr>
-          <w:p>
-            <w:pPr>
-              <w:rPr>
-                <w:rFonts w:ascii="宋体" w:hAnsi="宋体"/>
-                <w:color w:val="000000" w:themeColor="text1"/>
-                <w:szCs w:val="21"/>
-              </w:rPr>
-            </w:pPr>
-          </w:p>
-        </w:tc>
-        <w:tc>
-          <w:tcPr>
-            <w:tcW w:w="1230" w:type="dxa"/>
-          </w:tcPr>
-          <w:p>
-            <w:pPr>
-              <w:rPr>
-                <w:rFonts w:ascii="宋体" w:hAnsi="宋体"/>
-                <w:color w:val="000000" w:themeColor="text1"/>
-                <w:szCs w:val="21"/>
-              </w:rPr>
-            </w:pPr>
-          </w:p>
-        </w:tc>
-        <w:tc>
-          <w:tcPr>
-            <w:tcW w:w="3156" w:type="dxa"/>
-          </w:tcPr>
-          <w:p>
-            <w:pPr>
-              <w:rPr>
-                <w:rFonts w:ascii="宋体" w:hAnsi="宋体"/>
-                <w:color w:val="000000" w:themeColor="text1"/>
-                <w:szCs w:val="21"/>
-              </w:rPr>
-            </w:pPr>
-          </w:p>
-        </w:tc>
-      </w:tr>
-    </w:tbl>
     <w:p>
       <w:pPr>
         <w:rPr>
+          <w:rFonts w:ascii="宋体" w:eastAsia="宋体" w:hAnsi="宋体" w:hint="eastAsia"/>
+        </w:rPr>
+      </w:pPr>
+      <w:r>
+        <w:rPr>
+          <w:rFonts w:ascii="宋体" w:eastAsia="宋体" w:hAnsi="宋体" w:hint="eastAsia"/>
+        </w:rPr>
+        <w:t>{定量评价表格}</w:t>
+      </w:r>
+    </w:p>
+    <w:p>
+      <w:pPr>
+        <w:rPr>
           <w:rFonts w:ascii="宋体" w:eastAsia="宋体" w:hAnsi="宋体"/>
           <w:color w:val="000000" w:themeColor="text1"/>
           <w:sz w:val="32"/>
@@ -1966,562 +1034,29 @@
         <w:t>2.定性评价</w:t>
       </w:r>
     </w:p>
-    <w:tbl>
-      <w:tblPr>
-        <w:tblStyle w:val="a7"/>
-        <w:tblW w:w="0" w:type="auto"/>
-        <w:tblLook w:val="04A0" w:firstRow="1" w:lastRow="0" w:firstColumn="1" w:lastColumn="0" w:noHBand="0" w:noVBand="1"/>
-      </w:tblPr>
-      <w:tblGrid>
-        <w:gridCol w:w="1271"/>
-        <w:gridCol w:w="1134"/>
-        <w:gridCol w:w="1134"/>
-        <w:gridCol w:w="1134"/>
-        <w:gridCol w:w="1134"/>
-        <w:gridCol w:w="2292"/>
-      </w:tblGrid>
-      <w:tr>
-        <w:tc>
-          <w:tcPr>
-            <w:tcW w:w="1271" w:type="dxa"/>
-          </w:tcPr>
-          <w:p>
-            <w:pPr>
-              <w:rPr>
-                <w:rFonts w:ascii="宋体" w:hAnsi="宋体"/>
-                <w:color w:val="000000" w:themeColor="text1"/>
-                <w:szCs w:val="21"/>
-              </w:rPr>
-            </w:pPr>
-            <w:r>
-              <w:rPr>
-                <w:rFonts w:ascii="宋体" w:hAnsi="宋体"/>
-              </w:rPr>
-              <w:t>课程目标</w:t>
-            </w:r>
-          </w:p>
-        </w:tc>
-        <w:tc>
-          <w:tcPr>
-            <w:tcW w:w="1134" w:type="dxa"/>
-          </w:tcPr>
-          <w:p>
-            <w:pPr>
-              <w:rPr>
-                <w:rFonts w:ascii="宋体" w:hAnsi="宋体"/>
-                <w:color w:val="000000" w:themeColor="text1"/>
-                <w:szCs w:val="21"/>
-              </w:rPr>
-            </w:pPr>
-            <w:r>
-              <w:rPr>
-                <w:rFonts w:ascii="宋体" w:hAnsi="宋体"/>
-              </w:rPr>
-              <w:t>完全达成</w:t>
-            </w:r>
-          </w:p>
-        </w:tc>
-        <w:tc>
-          <w:tcPr>
-            <w:tcW w:w="1134" w:type="dxa"/>
-          </w:tcPr>
-          <w:p>
-            <w:pPr>
-              <w:rPr>
-                <w:rFonts w:ascii="宋体" w:hAnsi="宋体"/>
-                <w:color w:val="000000" w:themeColor="text1"/>
-                <w:szCs w:val="21"/>
-              </w:rPr>
-            </w:pPr>
-            <w:r>
-              <w:rPr>
-                <w:rFonts w:ascii="宋体" w:hAnsi="宋体"/>
-              </w:rPr>
-              <w:t>较好达成</w:t>
-            </w:r>
-          </w:p>
-        </w:tc>
-        <w:tc>
-          <w:tcPr>
-            <w:tcW w:w="1134" w:type="dxa"/>
-          </w:tcPr>
-          <w:p>
-            <w:pPr>
-              <w:rPr>
-                <w:rFonts w:ascii="宋体" w:hAnsi="宋体"/>
-                <w:color w:val="000000" w:themeColor="text1"/>
-                <w:szCs w:val="21"/>
-              </w:rPr>
-            </w:pPr>
-            <w:r>
-              <w:rPr>
-                <w:rFonts w:ascii="宋体" w:hAnsi="宋体"/>
-              </w:rPr>
-              <w:t>基本达成</w:t>
-            </w:r>
-          </w:p>
-        </w:tc>
-        <w:tc>
-          <w:tcPr>
-            <w:tcW w:w="1134" w:type="dxa"/>
-          </w:tcPr>
-          <w:p>
-            <w:pPr>
-              <w:rPr>
-                <w:rFonts w:ascii="宋体" w:hAnsi="宋体"/>
-                <w:color w:val="000000" w:themeColor="text1"/>
-                <w:szCs w:val="21"/>
-              </w:rPr>
-            </w:pPr>
-            <w:r>
-              <w:rPr>
-                <w:rFonts w:ascii="宋体" w:hAnsi="宋体"/>
-              </w:rPr>
-              <w:t>未达成</w:t>
-            </w:r>
-          </w:p>
-        </w:tc>
-        <w:tc>
-          <w:tcPr>
-            <w:tcW w:w="2292" w:type="dxa"/>
-          </w:tcPr>
-          <w:p>
-            <w:pPr>
-              <w:rPr>
-                <w:rFonts w:ascii="宋体" w:hAnsi="宋体"/>
-                <w:color w:val="000000" w:themeColor="text1"/>
-                <w:szCs w:val="21"/>
-              </w:rPr>
-            </w:pPr>
-            <w:r>
-              <w:rPr>
-                <w:rFonts w:ascii="宋体" w:hAnsi="宋体" w:hint="eastAsia"/>
-                <w:color w:val="000000" w:themeColor="text1"/>
-                <w:szCs w:val="21"/>
-              </w:rPr>
-              <w:t>达成情况</w:t>
-            </w:r>
-          </w:p>
-        </w:tc>
-      </w:tr>
-      <w:tr>
-        <w:tc>
-          <w:tcPr>
-            <w:tcW w:w="1271" w:type="dxa"/>
-          </w:tcPr>
-          <w:p>
-            <w:pPr>
-              <w:rPr>
-                <w:rFonts w:ascii="宋体" w:hAnsi="宋体"/>
-                <w:color w:val="FF0000"/>
-                <w:szCs w:val="21"/>
-              </w:rPr>
-            </w:pPr>
-            <w:r>
-              <w:rPr>
-                <w:rFonts w:ascii="宋体" w:hAnsi="宋体" w:hint="eastAsia"/>
-                <w:color w:val="FF0000"/>
-                <w:szCs w:val="21"/>
-              </w:rPr>
-              <w:t>课程目标1</w:t>
-            </w:r>
-          </w:p>
-        </w:tc>
-        <w:tc>
-          <w:tcPr>
-            <w:tcW w:w="1134" w:type="dxa"/>
-          </w:tcPr>
-          <w:p>
-            <w:pPr>
-              <w:rPr>
-                <w:rFonts w:ascii="宋体" w:hAnsi="宋体"/>
-                <w:color w:val="FF0000"/>
-                <w:szCs w:val="21"/>
-              </w:rPr>
-            </w:pPr>
-            <w:r>
-              <w:rPr>
-                <w:rFonts w:ascii="宋体" w:hAnsi="宋体"/>
-                <w:color w:val="FF0000"/>
-                <w:szCs w:val="21"/>
-              </w:rPr>
-              <w:t>33</w:t>
-            </w:r>
-            <w:r>
-              <w:rPr>
-                <w:rFonts w:ascii="宋体" w:hAnsi="宋体" w:hint="eastAsia"/>
-                <w:color w:val="FF0000"/>
-                <w:szCs w:val="21"/>
-              </w:rPr>
-              <w:t>人</w:t>
-            </w:r>
-          </w:p>
-        </w:tc>
-        <w:tc>
-          <w:tcPr>
-            <w:tcW w:w="1134" w:type="dxa"/>
-          </w:tcPr>
-          <w:p>
-            <w:pPr>
-              <w:rPr>
-                <w:rFonts w:ascii="宋体" w:hAnsi="宋体"/>
-                <w:color w:val="FF0000"/>
-                <w:szCs w:val="21"/>
-              </w:rPr>
-            </w:pPr>
-            <w:r>
-              <w:rPr>
-                <w:rFonts w:ascii="宋体" w:hAnsi="宋体"/>
-                <w:color w:val="FF0000"/>
-                <w:szCs w:val="21"/>
-              </w:rPr>
-              <w:t>20</w:t>
-            </w:r>
-            <w:r>
-              <w:rPr>
-                <w:rFonts w:ascii="宋体" w:hAnsi="宋体" w:hint="eastAsia"/>
-                <w:color w:val="FF0000"/>
-                <w:szCs w:val="21"/>
-              </w:rPr>
-              <w:t>人</w:t>
-            </w:r>
-          </w:p>
-        </w:tc>
-        <w:tc>
-          <w:tcPr>
-            <w:tcW w:w="1134" w:type="dxa"/>
-          </w:tcPr>
-          <w:p>
-            <w:pPr>
-              <w:rPr>
-                <w:rFonts w:ascii="宋体" w:hAnsi="宋体"/>
-                <w:color w:val="FF0000"/>
-                <w:szCs w:val="21"/>
-              </w:rPr>
-            </w:pPr>
-            <w:r>
-              <w:rPr>
-                <w:rFonts w:ascii="宋体" w:hAnsi="宋体"/>
-                <w:color w:val="FF0000"/>
-                <w:szCs w:val="21"/>
-              </w:rPr>
-              <w:t>8</w:t>
-            </w:r>
-            <w:r>
-              <w:rPr>
-                <w:rFonts w:ascii="宋体" w:hAnsi="宋体" w:hint="eastAsia"/>
-                <w:color w:val="FF0000"/>
-                <w:szCs w:val="21"/>
-              </w:rPr>
-              <w:t>人</w:t>
-            </w:r>
-          </w:p>
-        </w:tc>
-        <w:tc>
-          <w:tcPr>
-            <w:tcW w:w="1134" w:type="dxa"/>
-          </w:tcPr>
-          <w:p>
-            <w:pPr>
-              <w:rPr>
-                <w:rFonts w:ascii="宋体" w:hAnsi="宋体"/>
-                <w:color w:val="FF0000"/>
-                <w:szCs w:val="21"/>
-              </w:rPr>
-            </w:pPr>
-            <w:r>
-              <w:rPr>
-                <w:rFonts w:ascii="宋体" w:hAnsi="宋体"/>
-                <w:color w:val="FF0000"/>
-                <w:szCs w:val="21"/>
-              </w:rPr>
-              <w:t>4</w:t>
-            </w:r>
-            <w:r>
-              <w:rPr>
-                <w:rFonts w:ascii="宋体" w:hAnsi="宋体" w:hint="eastAsia"/>
-                <w:color w:val="FF0000"/>
-                <w:szCs w:val="21"/>
-              </w:rPr>
-              <w:t>人</w:t>
-            </w:r>
-          </w:p>
-        </w:tc>
-        <w:tc>
-          <w:tcPr>
-            <w:tcW w:w="2292" w:type="dxa"/>
-          </w:tcPr>
-          <w:p>
-            <w:pPr>
-              <w:rPr>
-                <w:rFonts w:ascii="宋体" w:hAnsi="宋体"/>
-                <w:color w:val="FF0000"/>
-                <w:szCs w:val="21"/>
-              </w:rPr>
-            </w:pPr>
-            <w:r>
-              <w:rPr>
-                <w:rFonts w:ascii="宋体" w:hAnsi="宋体" w:hint="eastAsia"/>
-                <w:color w:val="FF0000"/>
-                <w:szCs w:val="21"/>
-              </w:rPr>
-              <w:t>0</w:t>
-            </w:r>
-            <w:r>
-              <w:rPr>
-                <w:rFonts w:ascii="宋体" w:hAnsi="宋体"/>
-                <w:color w:val="FF0000"/>
-                <w:szCs w:val="21"/>
-              </w:rPr>
-              <w:t>.815</w:t>
-            </w:r>
-            <w:proofErr w:type="gramStart"/>
-            <w:r>
-              <w:rPr>
-                <w:rFonts w:ascii="宋体" w:hAnsi="宋体"/>
-                <w:color w:val="FF0000"/>
-                <w:szCs w:val="21"/>
-              </w:rPr>
-              <w:t>=</w:t>
-            </w:r>
-            <w:r>
-              <w:rPr>
-                <w:rFonts w:ascii="宋体" w:hAnsi="宋体" w:hint="eastAsia"/>
-                <w:color w:val="FF0000"/>
-                <w:szCs w:val="21"/>
-              </w:rPr>
-              <w:t>(</w:t>
-            </w:r>
-            <w:proofErr w:type="gramEnd"/>
-            <w:r>
-              <w:rPr>
-                <w:rFonts w:ascii="宋体" w:hAnsi="宋体"/>
-                <w:color w:val="FF0000"/>
-                <w:szCs w:val="21"/>
-              </w:rPr>
-              <w:t>33*4+20*3</w:t>
-            </w:r>
-          </w:p>
-          <w:p>
-            <w:pPr>
-              <w:rPr>
-                <w:rFonts w:ascii="宋体" w:hAnsi="宋体"/>
-                <w:color w:val="FF0000"/>
-                <w:szCs w:val="21"/>
-              </w:rPr>
-            </w:pPr>
-            <w:r>
-              <w:rPr>
-                <w:rFonts w:ascii="宋体" w:hAnsi="宋体"/>
-                <w:color w:val="FF0000"/>
-                <w:szCs w:val="21"/>
-              </w:rPr>
-              <w:t>+8*2+4*1)</w:t>
-            </w:r>
-            <w:proofErr w:type="gramStart"/>
-            <w:r>
-              <w:rPr>
-                <w:rFonts w:ascii="宋体" w:hAnsi="宋体"/>
-                <w:color w:val="FF0000"/>
-                <w:szCs w:val="21"/>
-              </w:rPr>
-              <w:t>/(</w:t>
-            </w:r>
-            <w:proofErr w:type="gramEnd"/>
-            <w:r>
-              <w:rPr>
-                <w:rFonts w:ascii="宋体" w:hAnsi="宋体"/>
-                <w:color w:val="FF0000"/>
-                <w:szCs w:val="21"/>
-              </w:rPr>
-              <w:t>65*4)</w:t>
-            </w:r>
-          </w:p>
-        </w:tc>
-      </w:tr>
-      <w:tr>
-        <w:tc>
-          <w:tcPr>
-            <w:tcW w:w="1271" w:type="dxa"/>
-          </w:tcPr>
-          <w:p>
-            <w:pPr>
-              <w:rPr>
-                <w:rFonts w:ascii="宋体" w:hAnsi="宋体"/>
-                <w:color w:val="000000" w:themeColor="text1"/>
-                <w:szCs w:val="21"/>
-              </w:rPr>
-            </w:pPr>
-          </w:p>
-        </w:tc>
-        <w:tc>
-          <w:tcPr>
-            <w:tcW w:w="1134" w:type="dxa"/>
-          </w:tcPr>
-          <w:p>
-            <w:pPr>
-              <w:rPr>
-                <w:rFonts w:ascii="宋体" w:hAnsi="宋体"/>
-                <w:color w:val="000000" w:themeColor="text1"/>
-                <w:szCs w:val="21"/>
-              </w:rPr>
-            </w:pPr>
-          </w:p>
-        </w:tc>
-        <w:tc>
-          <w:tcPr>
-            <w:tcW w:w="1134" w:type="dxa"/>
-          </w:tcPr>
-          <w:p>
-            <w:pPr>
-              <w:rPr>
-                <w:rFonts w:ascii="宋体" w:hAnsi="宋体"/>
-                <w:color w:val="000000" w:themeColor="text1"/>
-                <w:szCs w:val="21"/>
-              </w:rPr>
-            </w:pPr>
-          </w:p>
-        </w:tc>
-        <w:tc>
-          <w:tcPr>
-            <w:tcW w:w="1134" w:type="dxa"/>
-          </w:tcPr>
-          <w:p>
-            <w:pPr>
-              <w:rPr>
-                <w:rFonts w:ascii="宋体" w:hAnsi="宋体"/>
-                <w:color w:val="000000" w:themeColor="text1"/>
-                <w:szCs w:val="21"/>
-              </w:rPr>
-            </w:pPr>
-          </w:p>
-        </w:tc>
-        <w:tc>
-          <w:tcPr>
-            <w:tcW w:w="1134" w:type="dxa"/>
-          </w:tcPr>
-          <w:p>
-            <w:pPr>
-              <w:rPr>
-                <w:rFonts w:ascii="宋体" w:hAnsi="宋体"/>
-                <w:color w:val="000000" w:themeColor="text1"/>
-                <w:szCs w:val="21"/>
-              </w:rPr>
-            </w:pPr>
-          </w:p>
-        </w:tc>
-        <w:tc>
-          <w:tcPr>
-            <w:tcW w:w="2292" w:type="dxa"/>
-          </w:tcPr>
-          <w:p>
-            <w:pPr>
-              <w:rPr>
-                <w:rFonts w:ascii="宋体" w:hAnsi="宋体"/>
-                <w:color w:val="000000" w:themeColor="text1"/>
-                <w:szCs w:val="21"/>
-              </w:rPr>
-            </w:pPr>
-          </w:p>
-        </w:tc>
-      </w:tr>
-      <w:tr>
-        <w:tc>
-          <w:tcPr>
-            <w:tcW w:w="1271" w:type="dxa"/>
-          </w:tcPr>
-          <w:p>
-            <w:pPr>
-              <w:rPr>
-                <w:rFonts w:ascii="宋体" w:hAnsi="宋体"/>
-                <w:color w:val="000000" w:themeColor="text1"/>
-                <w:szCs w:val="21"/>
-              </w:rPr>
-            </w:pPr>
-          </w:p>
-        </w:tc>
-        <w:tc>
-          <w:tcPr>
-            <w:tcW w:w="1134" w:type="dxa"/>
-          </w:tcPr>
-          <w:p>
-            <w:pPr>
-              <w:rPr>
-                <w:rFonts w:ascii="宋体" w:hAnsi="宋体"/>
-                <w:color w:val="000000" w:themeColor="text1"/>
-                <w:szCs w:val="21"/>
-              </w:rPr>
-            </w:pPr>
-          </w:p>
-        </w:tc>
-        <w:tc>
-          <w:tcPr>
-            <w:tcW w:w="1134" w:type="dxa"/>
-          </w:tcPr>
-          <w:p>
-            <w:pPr>
-              <w:rPr>
-                <w:rFonts w:ascii="宋体" w:hAnsi="宋体"/>
-                <w:color w:val="000000" w:themeColor="text1"/>
-                <w:szCs w:val="21"/>
-              </w:rPr>
-            </w:pPr>
-          </w:p>
-        </w:tc>
-        <w:tc>
-          <w:tcPr>
-            <w:tcW w:w="1134" w:type="dxa"/>
-          </w:tcPr>
-          <w:p>
-            <w:pPr>
-              <w:rPr>
-                <w:rFonts w:ascii="宋体" w:hAnsi="宋体"/>
-                <w:color w:val="000000" w:themeColor="text1"/>
-                <w:szCs w:val="21"/>
-              </w:rPr>
-            </w:pPr>
-          </w:p>
-        </w:tc>
-        <w:tc>
-          <w:tcPr>
-            <w:tcW w:w="1134" w:type="dxa"/>
-          </w:tcPr>
-          <w:p>
-            <w:pPr>
-              <w:rPr>
-                <w:rFonts w:ascii="宋体" w:hAnsi="宋体"/>
-                <w:color w:val="000000" w:themeColor="text1"/>
-                <w:szCs w:val="21"/>
-              </w:rPr>
-            </w:pPr>
-          </w:p>
-        </w:tc>
-        <w:tc>
-          <w:tcPr>
-            <w:tcW w:w="2292" w:type="dxa"/>
-          </w:tcPr>
-          <w:p>
-            <w:pPr>
-              <w:rPr>
-                <w:rFonts w:ascii="宋体" w:hAnsi="宋体"/>
-                <w:color w:val="000000" w:themeColor="text1"/>
-                <w:szCs w:val="21"/>
-              </w:rPr>
-            </w:pPr>
-          </w:p>
-        </w:tc>
-      </w:tr>
-    </w:tbl>
     <w:p>
       <w:pPr>
         <w:rPr>
-          <w:rFonts w:ascii="宋体" w:eastAsia="宋体" w:hAnsi="宋体"/>
+          <w:rFonts w:ascii="宋体" w:eastAsia="宋体" w:hAnsi="宋体" w:hint="eastAsia"/>
         </w:rPr>
       </w:pPr>
       <w:r>
         <w:rPr>
           <w:rFonts w:ascii="宋体" w:eastAsia="宋体" w:hAnsi="宋体" w:hint="eastAsia"/>
         </w:rPr>
+        <w:t>{定性评价表格}</w:t>
+      </w:r>
+    </w:p>
+    <w:p>
+      <w:pPr>
+        <w:rPr>
+          <w:rFonts w:ascii="宋体" w:eastAsia="宋体" w:hAnsi="宋体"/>
+        </w:rPr>
+      </w:pPr>
+      <w:r>
+        <w:rPr>
+          <w:rFonts w:ascii="宋体" w:eastAsia="宋体" w:hAnsi="宋体" w:hint="eastAsia"/>
+        </w:rPr>
         <w:t>说明：</w:t>
       </w:r>
       <w:r>
@@ -2572,7 +1107,6 @@
         </w:rPr>
         <w:t>定性评价主要通过学生调查问卷、座谈等方式开展，</w:t>
       </w:r>
-      <w:proofErr w:type="gramStart"/>
       <w:r>
         <w:rPr>
           <w:rFonts w:ascii="宋体" w:eastAsia="宋体" w:hAnsi="宋体" w:hint="eastAsia"/>
@@ -2583,14 +1117,7 @@
         <w:rPr>
           <w:rFonts w:ascii="宋体" w:eastAsia="宋体" w:hAnsi="宋体"/>
         </w:rPr>
-        <w:t>按</w:t>
-      </w:r>
-      <w:proofErr w:type="gramEnd"/>
-      <w:r>
-        <w:rPr>
-          <w:rFonts w:ascii="宋体" w:eastAsia="宋体" w:hAnsi="宋体"/>
-        </w:rPr>
-        <w:t>完全达成4分、较好达成3分、基本达成2分、</w:t>
+        <w:t>按完全达成4分、较好达成3分、基本达成2分、</w:t>
       </w:r>
       <w:r>
         <w:rPr>
@@ -2819,6 +1346,7 @@
                 <w:color w:val="000000" w:themeColor="text1"/>
                 <w:szCs w:val="21"/>
               </w:rPr>
+              <w:lastRenderedPageBreak/>
               <w:t>课程目标1</w:t>
             </w:r>
           </w:p>
@@ -2829,43 +1357,73 @@
           </w:tcPr>
           <w:p>
             <w:pPr>
+              <w:rPr>
+                <w:rFonts w:ascii="宋体" w:hAnsi="宋体"/>
+                <w:color w:val="000000" w:themeColor="text1"/>
+                <w:szCs w:val="21"/>
+              </w:rPr>
+            </w:pPr>
+            <w:r>
               <w:rPr>
                 <w:rFonts w:ascii="宋体" w:hAnsi="宋体" w:hint="eastAsia"/>
                 <w:color w:val="000000" w:themeColor="text1"/>
                 <w:szCs w:val="21"/>
               </w:rPr>
-            </w:pPr>
+              <w:t>{</w:t>
+            </w:r>
+            <w:r>
+              <w:rPr>
+                <w:rFonts w:ascii="宋体" w:hAnsi="宋体"/>
+                <w:color w:val="000000" w:themeColor="text1"/>
+                <w:szCs w:val="21"/>
+              </w:rPr>
+              <w:t>Achievement_Target1</w:t>
+            </w:r>
             <w:r>
               <w:rPr>
                 <w:rFonts w:ascii="宋体" w:hAnsi="宋体" w:hint="eastAsia"/>
                 <w:color w:val="000000" w:themeColor="text1"/>
                 <w:szCs w:val="21"/>
               </w:rPr>
-              <w:t>${</w:t>
-            </w:r>
-            <w:r>
+              <w:t>}</w:t>
+            </w:r>
+          </w:p>
+        </w:tc>
+      </w:tr>
+      <w:tr>
+        <w:tc>
+          <w:tcPr>
+            <w:tcW w:w="1413" w:type="dxa"/>
+          </w:tcPr>
+          <w:p>
+            <w:pPr>
               <w:rPr>
                 <w:rFonts w:ascii="宋体" w:hAnsi="宋体"/>
                 <w:color w:val="000000" w:themeColor="text1"/>
                 <w:szCs w:val="21"/>
               </w:rPr>
-              <w:t>Achievement_Target1</w:t>
-            </w:r>
+            </w:pPr>
             <w:r>
               <w:rPr>
                 <w:rFonts w:ascii="宋体" w:hAnsi="宋体" w:hint="eastAsia"/>
                 <w:color w:val="000000" w:themeColor="text1"/>
                 <w:szCs w:val="21"/>
               </w:rPr>
-              <w:t>}</w:t>
-            </w:r>
-          </w:p>
-        </w:tc>
-      </w:tr>
-      <w:tr>
-        <w:tc>
-          <w:tcPr>
-            <w:tcW w:w="1413" w:type="dxa"/>
+              <w:t>课程目标</w:t>
+            </w:r>
+            <w:r>
+              <w:rPr>
+                <w:rFonts w:ascii="宋体" w:hAnsi="宋体"/>
+                <w:color w:val="000000" w:themeColor="text1"/>
+                <w:szCs w:val="21"/>
+              </w:rPr>
+              <w:t>2</w:t>
+            </w:r>
+          </w:p>
+        </w:tc>
+        <w:tc>
+          <w:tcPr>
+            <w:tcW w:w="6883" w:type="dxa"/>
           </w:tcPr>
           <w:p>
             <w:pPr>
@@ -2881,7 +1439,7 @@
                 <w:color w:val="000000" w:themeColor="text1"/>
                 <w:szCs w:val="21"/>
               </w:rPr>
-              <w:t>课程目标</w:t>
+              <w:t>{</w:t>
             </w:r>
             <w:r>
               <w:rPr>
@@ -2889,123 +1447,77 @@
                 <w:color w:val="000000" w:themeColor="text1"/>
                 <w:szCs w:val="21"/>
               </w:rPr>
-              <w:t>2</w:t>
-            </w:r>
-          </w:p>
-        </w:tc>
-        <w:tc>
-          <w:tcPr>
-            <w:tcW w:w="6883" w:type="dxa"/>
-          </w:tcPr>
-          <w:p>
-            <w:pPr>
-              <w:rPr>
-                <w:rFonts w:ascii="宋体" w:hAnsi="宋体"/>
-                <w:color w:val="000000" w:themeColor="text1"/>
-                <w:szCs w:val="21"/>
-              </w:rPr>
-            </w:pPr>
+              <w:t>Achievement_Target</w:t>
+            </w:r>
             <w:r>
               <w:rPr>
                 <w:rFonts w:ascii="宋体" w:hAnsi="宋体" w:hint="eastAsia"/>
                 <w:color w:val="000000" w:themeColor="text1"/>
                 <w:szCs w:val="21"/>
               </w:rPr>
-              <w:t>${</w:t>
-            </w:r>
-            <w:r>
+              <w:t>2}</w:t>
+            </w:r>
+          </w:p>
+        </w:tc>
+      </w:tr>
+      <w:tr>
+        <w:tc>
+          <w:tcPr>
+            <w:tcW w:w="1413" w:type="dxa"/>
+          </w:tcPr>
+          <w:p>
+            <w:pPr>
               <w:rPr>
                 <w:rFonts w:ascii="宋体" w:hAnsi="宋体"/>
                 <w:color w:val="000000" w:themeColor="text1"/>
                 <w:szCs w:val="21"/>
               </w:rPr>
-              <w:t>Achievement_Target</w:t>
-            </w:r>
+            </w:pPr>
             <w:r>
               <w:rPr>
                 <w:rFonts w:ascii="宋体" w:hAnsi="宋体" w:hint="eastAsia"/>
                 <w:color w:val="000000" w:themeColor="text1"/>
                 <w:szCs w:val="21"/>
               </w:rPr>
-              <w:t>2</w:t>
-            </w:r>
+              <w:t>课程目标3</w:t>
+            </w:r>
+          </w:p>
+        </w:tc>
+        <w:tc>
+          <w:tcPr>
+            <w:tcW w:w="6883" w:type="dxa"/>
+          </w:tcPr>
+          <w:p>
+            <w:pPr>
+              <w:rPr>
+                <w:rFonts w:ascii="宋体" w:hAnsi="宋体"/>
+                <w:color w:val="000000" w:themeColor="text1"/>
+                <w:szCs w:val="21"/>
+              </w:rPr>
+            </w:pPr>
             <w:r>
               <w:rPr>
                 <w:rFonts w:ascii="宋体" w:hAnsi="宋体" w:hint="eastAsia"/>
                 <w:color w:val="000000" w:themeColor="text1"/>
                 <w:szCs w:val="21"/>
               </w:rPr>
-              <w:t>}</w:t>
-            </w:r>
-          </w:p>
-        </w:tc>
-      </w:tr>
-      <w:tr>
-        <w:tc>
-          <w:tcPr>
-            <w:tcW w:w="1413" w:type="dxa"/>
-          </w:tcPr>
-          <w:p>
-            <w:pPr>
+              <w:t>{</w:t>
+            </w:r>
+            <w:r>
+              <w:rPr>
+                <w:rFonts w:ascii="宋体" w:hAnsi="宋体"/>
+                <w:color w:val="000000" w:themeColor="text1"/>
+                <w:szCs w:val="21"/>
+              </w:rPr>
+              <w:t>Achievement_Target</w:t>
+            </w:r>
+            <w:r>
               <w:rPr>
                 <w:rFonts w:ascii="宋体" w:hAnsi="宋体" w:hint="eastAsia"/>
                 <w:color w:val="000000" w:themeColor="text1"/>
                 <w:szCs w:val="21"/>
               </w:rPr>
-            </w:pPr>
-            <w:r>
-              <w:rPr>
-                <w:rFonts w:ascii="宋体" w:hAnsi="宋体" w:hint="eastAsia"/>
-                <w:color w:val="000000" w:themeColor="text1"/>
-                <w:szCs w:val="21"/>
-              </w:rPr>
-              <w:t>课程目标3</w:t>
-            </w:r>
-          </w:p>
-        </w:tc>
-        <w:tc>
-          <w:tcPr>
-            <w:tcW w:w="6883" w:type="dxa"/>
-          </w:tcPr>
-          <w:p>
-            <w:pPr>
-              <w:rPr>
-                <w:rFonts w:ascii="宋体" w:hAnsi="宋体"/>
-                <w:color w:val="000000" w:themeColor="text1"/>
-                <w:szCs w:val="21"/>
-              </w:rPr>
-            </w:pPr>
-            <w:r>
-              <w:rPr>
-                <w:rFonts w:ascii="宋体" w:hAnsi="宋体" w:hint="eastAsia"/>
-                <w:color w:val="000000" w:themeColor="text1"/>
-                <w:szCs w:val="21"/>
-              </w:rPr>
-              <w:t>${</w:t>
-            </w:r>
-            <w:r>
-              <w:rPr>
-                <w:rFonts w:ascii="宋体" w:hAnsi="宋体"/>
-                <w:color w:val="000000" w:themeColor="text1"/>
-                <w:szCs w:val="21"/>
-              </w:rPr>
-              <w:t>Achievement_Target</w:t>
-            </w:r>
-            <w:r>
-              <w:rPr>
-                <w:rFonts w:ascii="宋体" w:hAnsi="宋体" w:hint="eastAsia"/>
-                <w:color w:val="000000" w:themeColor="text1"/>
-                <w:szCs w:val="21"/>
-              </w:rPr>
-              <w:t>3</w:t>
-            </w:r>
-            <w:r>
-              <w:rPr>
-                <w:rFonts w:ascii="宋体" w:hAnsi="宋体" w:hint="eastAsia"/>
-                <w:color w:val="000000" w:themeColor="text1"/>
-                <w:szCs w:val="21"/>
-              </w:rPr>
-              <w:t>}</w:t>
+              <w:t>3}</w:t>
             </w:r>
           </w:p>
         </w:tc>
@@ -3176,27 +1688,7 @@
           <w:sz w:val="32"/>
           <w:szCs w:val="32"/>
         </w:rPr>
-        <w:t>（主要总结教学内容与教学方式改革、</w:t>
-      </w:r>
-      <w:proofErr w:type="gramStart"/>
-      <w:r>
-        <w:rPr>
-          <w:rFonts w:ascii="仿宋_GB2312" w:eastAsia="仿宋_GB2312" w:hAnsi="宋体" w:hint="eastAsia"/>
-          <w:color w:val="FF0000"/>
-          <w:sz w:val="32"/>
-          <w:szCs w:val="32"/>
-        </w:rPr>
-        <w:t>课程思政开展</w:t>
-      </w:r>
-      <w:proofErr w:type="gramEnd"/>
-      <w:r>
-        <w:rPr>
-          <w:rFonts w:ascii="仿宋_GB2312" w:eastAsia="仿宋_GB2312" w:hAnsi="宋体" w:hint="eastAsia"/>
-          <w:color w:val="FF0000"/>
-          <w:sz w:val="32"/>
-          <w:szCs w:val="32"/>
-        </w:rPr>
-        <w:t>、课程实践（如解决复杂工程问题、提升师范生 学科素养等）等方面亮点、特色等。）</w:t>
+        <w:t>（主要总结教学内容与教学方式改革、课程思政开展、课程实践（如解决复杂工程问题、提升师范生 学科素养等）等方面亮点、特色等。）</w:t>
       </w:r>
     </w:p>
     <w:p>
